--- a/Document/信用重建平台APP伙伴分润机制2020（内部）.docx
+++ b/Document/信用重建平台APP伙伴分润机制2020（内部）.docx
@@ -1,6 +1,6 @@
 
 <file path=word/document.xml><?xml version="1.0" encoding="utf-8"?>
-<w:document xmlns:wpc="http://schemas.microsoft.com/office/word/2010/wordprocessingCanvas" xmlns:mo="http://schemas.microsoft.com/office/mac/office/2008/main" xmlns:mc="http://schemas.openxmlformats.org/markup-compatibility/2006" xmlns:mv="urn:schemas-microsoft-com:mac:vml" xmlns:o="urn:schemas-microsoft-com:office:office" xmlns:r="http://schemas.openxmlformats.org/officeDocument/2006/relationships" xmlns:m="http://schemas.openxmlformats.org/officeDocument/2006/math" xmlns:v="urn:schemas-microsoft-com:vml" xmlns:wp14="http://schemas.microsoft.com/office/word/2010/wordprocessingDrawing" xmlns:wp="http://schemas.openxmlformats.org/drawingml/2006/wordprocessingDrawing" xmlns:w10="urn:schemas-microsoft-com:office:word" xmlns:w="http://schemas.openxmlformats.org/wordprocessingml/2006/main" xmlns:w14="http://schemas.microsoft.com/office/word/2010/wordml" xmlns:wpg="http://schemas.microsoft.com/office/word/2010/wordprocessingGroup" xmlns:wpi="http://schemas.microsoft.com/office/word/2010/wordprocessingInk" xmlns:wne="http://schemas.microsoft.com/office/word/2006/wordml" xmlns:wps="http://schemas.microsoft.com/office/word/2010/wordprocessingShape" mc:Ignorable="w14 wp14">
+<w:document xmlns:wpc="http://schemas.microsoft.com/office/word/2010/wordprocessingCanvas" xmlns:mc="http://schemas.openxmlformats.org/markup-compatibility/2006" xmlns:o="urn:schemas-microsoft-com:office:office" xmlns:r="http://schemas.openxmlformats.org/officeDocument/2006/relationships" xmlns:m="http://schemas.openxmlformats.org/officeDocument/2006/math" xmlns:v="urn:schemas-microsoft-com:vml" xmlns:wp14="http://schemas.microsoft.com/office/word/2010/wordprocessingDrawing" xmlns:wp="http://schemas.openxmlformats.org/drawingml/2006/wordprocessingDrawing" xmlns:w="http://schemas.openxmlformats.org/wordprocessingml/2006/main" xmlns:w14="http://schemas.microsoft.com/office/word/2010/wordml" xmlns:w10="urn:schemas-microsoft-com:office:word" xmlns:w15="http://schemas.microsoft.com/office/word/2012/wordml" xmlns:wpg="http://schemas.microsoft.com/office/word/2010/wordprocessingGroup" xmlns:wpi="http://schemas.microsoft.com/office/word/2010/wordprocessingInk" xmlns:wne="http://schemas.microsoft.com/office/word/2006/wordml" xmlns:wps="http://schemas.microsoft.com/office/word/2010/wordprocessingShape" xmlns:wpsCustomData="http://www.wps.cn/officeDocument/2013/wpsCustomData" mc:Ignorable="w14 w15 wp14">
   <w:body>
     <w:p/>
     <w:p/>
@@ -18,56 +18,24 @@
           <w:sz w:val="52"/>
           <w:szCs w:val="52"/>
         </w:rPr>
-        <w:t>信用重建</w:t>
-      </w:r>
-      <w:r>
-        <w:rPr>
-          <w:rFonts w:hint="eastAsia"/>
+        <w:t>信用重建平台渠道系统</w:t>
+      </w:r>
+    </w:p>
+    <w:p>
+      <w:pPr>
+        <w:jc w:val="center"/>
+        <w:rPr>
           <w:sz w:val="52"/>
           <w:szCs w:val="52"/>
         </w:rPr>
-        <w:t>平台</w:t>
-      </w:r>
+      </w:pPr>
       <w:r>
         <w:rPr>
           <w:rFonts w:hint="eastAsia"/>
           <w:sz w:val="52"/>
           <w:szCs w:val="52"/>
         </w:rPr>
-        <w:t>渠道</w:t>
-      </w:r>
-      <w:r>
-        <w:rPr>
-          <w:rFonts w:hint="eastAsia"/>
-          <w:sz w:val="52"/>
-          <w:szCs w:val="52"/>
-        </w:rPr>
-        <w:t>系统</w:t>
-      </w:r>
-    </w:p>
-    <w:p>
-      <w:pPr>
-        <w:jc w:val="center"/>
-        <w:rPr>
-          <w:sz w:val="52"/>
-          <w:szCs w:val="52"/>
-        </w:rPr>
-      </w:pPr>
-      <w:r>
-        <w:rPr>
-          <w:rFonts w:hint="eastAsia"/>
-          <w:sz w:val="52"/>
-          <w:szCs w:val="52"/>
-        </w:rPr>
-        <w:t>伙伴分润</w:t>
-      </w:r>
-      <w:r>
-        <w:rPr>
-          <w:rFonts w:hint="eastAsia"/>
-          <w:sz w:val="52"/>
-          <w:szCs w:val="52"/>
-        </w:rPr>
-        <w:t>机制</w:t>
+        <w:t>伙伴分润机制</w:t>
       </w:r>
     </w:p>
     <w:p>
@@ -98,10 +66,10 @@
     </w:p>
     <w:p>
       <w:pPr>
-        <w:pStyle w:val="a4"/>
+        <w:pStyle w:val="5"/>
         <w:numPr>
           <w:ilvl w:val="0"/>
-          <w:numId w:val="3"/>
+          <w:numId w:val="1"/>
         </w:numPr>
         <w:ind w:firstLineChars="0"/>
         <w:jc w:val="left"/>
@@ -119,19 +87,13 @@
         <w:rPr>
           <w:rFonts w:hint="eastAsia"/>
         </w:rPr>
-        <w:t>产品销售</w:t>
-      </w:r>
-      <w:r>
-        <w:rPr>
-          <w:rFonts w:hint="eastAsia"/>
-        </w:rPr>
-        <w:t>分润：</w:t>
-      </w:r>
-    </w:p>
-    <w:p>
-      <w:pPr>
-        <w:pStyle w:val="a4"/>
-        <w:ind w:left="360" w:firstLineChars="0" w:firstLine="0"/>
+        <w:t>产品销售分润：</w:t>
+      </w:r>
+    </w:p>
+    <w:p>
+      <w:pPr>
+        <w:pStyle w:val="5"/>
+        <w:ind w:left="360" w:firstLine="0" w:firstLineChars="0"/>
         <w:jc w:val="left"/>
       </w:pPr>
       <w:r>
@@ -143,10 +105,24 @@
     </w:p>
     <w:tbl>
       <w:tblPr>
-        <w:tblStyle w:val="a3"/>
+        <w:tblStyle w:val="3"/>
         <w:tblW w:w="7905" w:type="dxa"/>
+        <w:tblInd w:w="0" w:type="dxa"/>
+        <w:tblBorders>
+          <w:top w:val="single" w:color="auto" w:sz="4" w:space="0"/>
+          <w:left w:val="single" w:color="auto" w:sz="4" w:space="0"/>
+          <w:bottom w:val="single" w:color="auto" w:sz="4" w:space="0"/>
+          <w:right w:val="single" w:color="auto" w:sz="4" w:space="0"/>
+          <w:insideH w:val="single" w:color="auto" w:sz="4" w:space="0"/>
+          <w:insideV w:val="single" w:color="auto" w:sz="4" w:space="0"/>
+        </w:tblBorders>
         <w:tblLayout w:type="fixed"/>
-        <w:tblLook w:val="04A0" w:firstRow="1" w:lastRow="0" w:firstColumn="1" w:lastColumn="0" w:noHBand="0" w:noVBand="1"/>
+        <w:tblCellMar>
+          <w:top w:w="0" w:type="dxa"/>
+          <w:left w:w="108" w:type="dxa"/>
+          <w:bottom w:w="0" w:type="dxa"/>
+          <w:right w:w="108" w:type="dxa"/>
+        </w:tblCellMar>
       </w:tblPr>
       <w:tblGrid>
         <w:gridCol w:w="958"/>
@@ -160,6 +136,22 @@
         <w:gridCol w:w="993"/>
       </w:tblGrid>
       <w:tr>
+        <w:tblPrEx>
+          <w:tblBorders>
+            <w:top w:val="single" w:color="auto" w:sz="4" w:space="0"/>
+            <w:left w:val="single" w:color="auto" w:sz="4" w:space="0"/>
+            <w:bottom w:val="single" w:color="auto" w:sz="4" w:space="0"/>
+            <w:right w:val="single" w:color="auto" w:sz="4" w:space="0"/>
+            <w:insideH w:val="single" w:color="auto" w:sz="4" w:space="0"/>
+            <w:insideV w:val="single" w:color="auto" w:sz="4" w:space="0"/>
+          </w:tblBorders>
+          <w:tblCellMar>
+            <w:top w:w="0" w:type="dxa"/>
+            <w:left w:w="108" w:type="dxa"/>
+            <w:bottom w:w="0" w:type="dxa"/>
+            <w:right w:w="108" w:type="dxa"/>
+          </w:tblCellMar>
+        </w:tblPrEx>
         <w:tc>
           <w:tcPr>
             <w:tcW w:w="958" w:type="dxa"/>
@@ -238,17 +230,33 @@
         </w:tc>
       </w:tr>
       <w:tr>
+        <w:tblPrEx>
+          <w:tblBorders>
+            <w:top w:val="single" w:color="auto" w:sz="4" w:space="0"/>
+            <w:left w:val="single" w:color="auto" w:sz="4" w:space="0"/>
+            <w:bottom w:val="single" w:color="auto" w:sz="4" w:space="0"/>
+            <w:right w:val="single" w:color="auto" w:sz="4" w:space="0"/>
+            <w:insideH w:val="single" w:color="auto" w:sz="4" w:space="0"/>
+            <w:insideV w:val="single" w:color="auto" w:sz="4" w:space="0"/>
+          </w:tblBorders>
+          <w:tblCellMar>
+            <w:top w:w="0" w:type="dxa"/>
+            <w:left w:w="108" w:type="dxa"/>
+            <w:bottom w:w="0" w:type="dxa"/>
+            <w:right w:w="108" w:type="dxa"/>
+          </w:tblCellMar>
+        </w:tblPrEx>
         <w:tc>
           <w:tcPr>
             <w:tcW w:w="958" w:type="dxa"/>
-            <w:vMerge/>
+            <w:vMerge w:val="continue"/>
           </w:tcPr>
           <w:p/>
         </w:tc>
         <w:tc>
           <w:tcPr>
             <w:tcW w:w="849" w:type="dxa"/>
-            <w:vMerge/>
+            <w:vMerge w:val="continue"/>
           </w:tcPr>
           <w:p/>
         </w:tc>
@@ -261,13 +269,7 @@
               <w:rPr>
                 <w:rFonts w:hint="eastAsia"/>
               </w:rPr>
-              <w:t>1</w:t>
-            </w:r>
-            <w:r>
-              <w:rPr>
-                <w:rFonts w:hint="eastAsia"/>
-              </w:rPr>
-              <w:t>代</w:t>
+              <w:t>1代</w:t>
             </w:r>
           </w:p>
         </w:tc>
@@ -280,13 +282,7 @@
               <w:rPr>
                 <w:rFonts w:hint="eastAsia"/>
               </w:rPr>
-              <w:t>2</w:t>
-            </w:r>
-            <w:r>
-              <w:rPr>
-                <w:rFonts w:hint="eastAsia"/>
-              </w:rPr>
-              <w:t>代</w:t>
+              <w:t>2代</w:t>
             </w:r>
           </w:p>
         </w:tc>
@@ -299,13 +295,7 @@
               <w:rPr>
                 <w:rFonts w:hint="eastAsia"/>
               </w:rPr>
-              <w:t>1</w:t>
-            </w:r>
-            <w:r>
-              <w:rPr>
-                <w:rFonts w:hint="eastAsia"/>
-              </w:rPr>
-              <w:t>代</w:t>
+              <w:t>1代</w:t>
             </w:r>
           </w:p>
         </w:tc>
@@ -318,13 +308,7 @@
               <w:rPr>
                 <w:rFonts w:hint="eastAsia"/>
               </w:rPr>
-              <w:t>2</w:t>
-            </w:r>
-            <w:r>
-              <w:rPr>
-                <w:rFonts w:hint="eastAsia"/>
-              </w:rPr>
-              <w:t>代</w:t>
+              <w:t>2代</w:t>
             </w:r>
           </w:p>
         </w:tc>
@@ -337,13 +321,7 @@
               <w:rPr>
                 <w:rFonts w:hint="eastAsia"/>
               </w:rPr>
-              <w:t>1</w:t>
-            </w:r>
-            <w:r>
-              <w:rPr>
-                <w:rFonts w:hint="eastAsia"/>
-              </w:rPr>
-              <w:t>代</w:t>
+              <w:t>1代</w:t>
             </w:r>
           </w:p>
         </w:tc>
@@ -356,13 +334,7 @@
               <w:rPr>
                 <w:rFonts w:hint="eastAsia"/>
               </w:rPr>
-              <w:t>2</w:t>
-            </w:r>
-            <w:r>
-              <w:rPr>
-                <w:rFonts w:hint="eastAsia"/>
-              </w:rPr>
-              <w:t>代</w:t>
+              <w:t>2代</w:t>
             </w:r>
           </w:p>
         </w:tc>
@@ -374,6 +346,22 @@
         </w:tc>
       </w:tr>
       <w:tr>
+        <w:tblPrEx>
+          <w:tblBorders>
+            <w:top w:val="single" w:color="auto" w:sz="4" w:space="0"/>
+            <w:left w:val="single" w:color="auto" w:sz="4" w:space="0"/>
+            <w:bottom w:val="single" w:color="auto" w:sz="4" w:space="0"/>
+            <w:right w:val="single" w:color="auto" w:sz="4" w:space="0"/>
+            <w:insideH w:val="single" w:color="auto" w:sz="4" w:space="0"/>
+            <w:insideV w:val="single" w:color="auto" w:sz="4" w:space="0"/>
+          </w:tblBorders>
+          <w:tblCellMar>
+            <w:top w:w="0" w:type="dxa"/>
+            <w:left w:w="108" w:type="dxa"/>
+            <w:bottom w:w="0" w:type="dxa"/>
+            <w:right w:w="108" w:type="dxa"/>
+          </w:tblCellMar>
+        </w:tblPrEx>
         <w:tc>
           <w:tcPr>
             <w:tcW w:w="958" w:type="dxa"/>
@@ -396,19 +384,7 @@
               <w:rPr>
                 <w:rFonts w:hint="eastAsia"/>
               </w:rPr>
-              <w:t>2</w:t>
-            </w:r>
-            <w:r>
-              <w:rPr>
-                <w:rFonts w:hint="eastAsia"/>
-              </w:rPr>
-              <w:t>0</w:t>
-            </w:r>
-            <w:r>
-              <w:rPr>
-                <w:rFonts w:hint="eastAsia"/>
-              </w:rPr>
-              <w:t>万</w:t>
+              <w:t>20万</w:t>
             </w:r>
           </w:p>
         </w:tc>
@@ -422,13 +398,7 @@
               <w:rPr>
                 <w:rFonts w:hint="eastAsia"/>
               </w:rPr>
-              <w:t>级差</w:t>
-            </w:r>
-            <w:r>
-              <w:rPr>
-                <w:rFonts w:hint="eastAsia"/>
-              </w:rPr>
-              <w:t>30</w:t>
+              <w:t>级差30</w:t>
             </w:r>
           </w:p>
         </w:tc>
@@ -442,13 +412,7 @@
               <w:rPr>
                 <w:rFonts w:hint="eastAsia"/>
               </w:rPr>
-              <w:t>级差</w:t>
-            </w:r>
-            <w:r>
-              <w:rPr>
-                <w:rFonts w:hint="eastAsia"/>
-              </w:rPr>
-              <w:t>600</w:t>
+              <w:t>级差600</w:t>
             </w:r>
           </w:p>
         </w:tc>
@@ -462,13 +426,7 @@
               <w:rPr>
                 <w:rFonts w:hint="eastAsia"/>
               </w:rPr>
-              <w:t>级差</w:t>
-            </w:r>
-            <w:r>
-              <w:rPr>
-                <w:rFonts w:hint="eastAsia"/>
-              </w:rPr>
-              <w:t>3000</w:t>
+              <w:t>级差3000</w:t>
             </w:r>
           </w:p>
         </w:tc>
@@ -481,18 +439,28 @@
               <w:rPr>
                 <w:rFonts w:hint="eastAsia"/>
               </w:rPr>
-              <w:t>9</w:t>
-            </w:r>
-            <w:r>
-              <w:rPr>
-                <w:rFonts w:hint="eastAsia"/>
-              </w:rPr>
-              <w:t>万</w:t>
+              <w:t>9万</w:t>
             </w:r>
           </w:p>
         </w:tc>
       </w:tr>
       <w:tr>
+        <w:tblPrEx>
+          <w:tblBorders>
+            <w:top w:val="single" w:color="auto" w:sz="4" w:space="0"/>
+            <w:left w:val="single" w:color="auto" w:sz="4" w:space="0"/>
+            <w:bottom w:val="single" w:color="auto" w:sz="4" w:space="0"/>
+            <w:right w:val="single" w:color="auto" w:sz="4" w:space="0"/>
+            <w:insideH w:val="single" w:color="auto" w:sz="4" w:space="0"/>
+            <w:insideV w:val="single" w:color="auto" w:sz="4" w:space="0"/>
+          </w:tblBorders>
+          <w:tblCellMar>
+            <w:top w:w="0" w:type="dxa"/>
+            <w:left w:w="108" w:type="dxa"/>
+            <w:bottom w:w="0" w:type="dxa"/>
+            <w:right w:w="108" w:type="dxa"/>
+          </w:tblCellMar>
+        </w:tblPrEx>
         <w:tc>
           <w:tcPr>
             <w:tcW w:w="958" w:type="dxa"/>
@@ -515,13 +483,7 @@
               <w:rPr>
                 <w:rFonts w:hint="eastAsia"/>
               </w:rPr>
-              <w:t>2</w:t>
-            </w:r>
-            <w:r>
-              <w:rPr>
-                <w:rFonts w:hint="eastAsia"/>
-              </w:rPr>
-              <w:t>万</w:t>
+              <w:t>2万</w:t>
             </w:r>
           </w:p>
         </w:tc>
@@ -535,13 +497,7 @@
               <w:rPr>
                 <w:rFonts w:hint="eastAsia"/>
               </w:rPr>
-              <w:t>级差</w:t>
-            </w:r>
-            <w:r>
-              <w:rPr>
-                <w:rFonts w:hint="eastAsia"/>
-              </w:rPr>
-              <w:t>25</w:t>
+              <w:t>级差25</w:t>
             </w:r>
           </w:p>
         </w:tc>
@@ -555,13 +511,7 @@
               <w:rPr>
                 <w:rFonts w:hint="eastAsia"/>
               </w:rPr>
-              <w:t>级差</w:t>
-            </w:r>
-            <w:r>
-              <w:rPr>
-                <w:rFonts w:hint="eastAsia"/>
-              </w:rPr>
-              <w:t>400</w:t>
+              <w:t>级差400</w:t>
             </w:r>
           </w:p>
         </w:tc>
@@ -574,13 +524,7 @@
               <w:rPr>
                 <w:rFonts w:hint="eastAsia"/>
               </w:rPr>
-              <w:t>6000</w:t>
-            </w:r>
-            <w:r>
-              <w:rPr>
-                <w:rFonts w:hint="eastAsia"/>
-              </w:rPr>
-              <w:t>+5%</w:t>
+              <w:t>6000+5%</w:t>
             </w:r>
           </w:p>
         </w:tc>
@@ -605,6 +549,22 @@
         </w:tc>
       </w:tr>
       <w:tr>
+        <w:tblPrEx>
+          <w:tblBorders>
+            <w:top w:val="single" w:color="auto" w:sz="4" w:space="0"/>
+            <w:left w:val="single" w:color="auto" w:sz="4" w:space="0"/>
+            <w:bottom w:val="single" w:color="auto" w:sz="4" w:space="0"/>
+            <w:right w:val="single" w:color="auto" w:sz="4" w:space="0"/>
+            <w:insideH w:val="single" w:color="auto" w:sz="4" w:space="0"/>
+            <w:insideV w:val="single" w:color="auto" w:sz="4" w:space="0"/>
+          </w:tblBorders>
+          <w:tblCellMar>
+            <w:top w:w="0" w:type="dxa"/>
+            <w:left w:w="108" w:type="dxa"/>
+            <w:bottom w:w="0" w:type="dxa"/>
+            <w:right w:w="108" w:type="dxa"/>
+          </w:tblCellMar>
+        </w:tblPrEx>
         <w:tc>
           <w:tcPr>
             <w:tcW w:w="958" w:type="dxa"/>
@@ -641,19 +601,7 @@
               <w:rPr>
                 <w:rFonts w:hint="eastAsia"/>
               </w:rPr>
-              <w:t>级差</w:t>
-            </w:r>
-            <w:r>
-              <w:rPr>
-                <w:rFonts w:hint="eastAsia"/>
-              </w:rPr>
-              <w:t>2</w:t>
-            </w:r>
-            <w:r>
-              <w:rPr>
-                <w:rFonts w:hint="eastAsia"/>
-              </w:rPr>
-              <w:t>0</w:t>
+              <w:t>级差20</w:t>
             </w:r>
           </w:p>
         </w:tc>
@@ -710,6 +658,22 @@
         </w:tc>
       </w:tr>
       <w:tr>
+        <w:tblPrEx>
+          <w:tblBorders>
+            <w:top w:val="single" w:color="auto" w:sz="4" w:space="0"/>
+            <w:left w:val="single" w:color="auto" w:sz="4" w:space="0"/>
+            <w:bottom w:val="single" w:color="auto" w:sz="4" w:space="0"/>
+            <w:right w:val="single" w:color="auto" w:sz="4" w:space="0"/>
+            <w:insideH w:val="single" w:color="auto" w:sz="4" w:space="0"/>
+            <w:insideV w:val="single" w:color="auto" w:sz="4" w:space="0"/>
+          </w:tblBorders>
+          <w:tblCellMar>
+            <w:top w:w="0" w:type="dxa"/>
+            <w:left w:w="108" w:type="dxa"/>
+            <w:bottom w:w="0" w:type="dxa"/>
+            <w:right w:w="108" w:type="dxa"/>
+          </w:tblCellMar>
+        </w:tblPrEx>
         <w:tc>
           <w:tcPr>
             <w:tcW w:w="958" w:type="dxa"/>
@@ -732,13 +696,7 @@
               <w:rPr>
                 <w:rFonts w:hint="eastAsia"/>
               </w:rPr>
-              <w:t>1</w:t>
-            </w:r>
-            <w:r>
-              <w:rPr>
-                <w:rFonts w:hint="eastAsia"/>
-              </w:rPr>
-              <w:t>98</w:t>
+              <w:t>198</w:t>
             </w:r>
           </w:p>
         </w:tc>
@@ -751,13 +709,7 @@
               <w:rPr>
                 <w:rFonts w:hint="eastAsia"/>
               </w:rPr>
-              <w:t>6</w:t>
-            </w:r>
-            <w:r>
-              <w:rPr>
-                <w:rFonts w:hint="eastAsia"/>
-              </w:rPr>
-              <w:t>0</w:t>
+              <w:t>60</w:t>
             </w:r>
           </w:p>
         </w:tc>
@@ -770,13 +722,7 @@
               <w:rPr>
                 <w:rFonts w:hint="eastAsia"/>
               </w:rPr>
-              <w:t>8</w:t>
-            </w:r>
-            <w:r>
-              <w:rPr>
-                <w:rFonts w:hint="eastAsia"/>
-              </w:rPr>
-              <w:t>0</w:t>
+              <w:t>80</w:t>
             </w:r>
           </w:p>
         </w:tc>
@@ -812,6 +758,22 @@
         </w:tc>
       </w:tr>
       <w:tr>
+        <w:tblPrEx>
+          <w:tblBorders>
+            <w:top w:val="single" w:color="auto" w:sz="4" w:space="0"/>
+            <w:left w:val="single" w:color="auto" w:sz="4" w:space="0"/>
+            <w:bottom w:val="single" w:color="auto" w:sz="4" w:space="0"/>
+            <w:right w:val="single" w:color="auto" w:sz="4" w:space="0"/>
+            <w:insideH w:val="single" w:color="auto" w:sz="4" w:space="0"/>
+            <w:insideV w:val="single" w:color="auto" w:sz="4" w:space="0"/>
+          </w:tblBorders>
+          <w:tblCellMar>
+            <w:top w:w="0" w:type="dxa"/>
+            <w:left w:w="108" w:type="dxa"/>
+            <w:bottom w:w="0" w:type="dxa"/>
+            <w:right w:w="108" w:type="dxa"/>
+          </w:tblCellMar>
+        </w:tblPrEx>
         <w:tc>
           <w:tcPr>
             <w:tcW w:w="958" w:type="dxa"/>
@@ -883,13 +845,305 @@
       </w:tr>
     </w:tbl>
     <w:p/>
+    <w:p>
+      <w:pPr>
+        <w:rPr>
+          <w:rFonts w:hint="default" w:eastAsiaTheme="minorEastAsia"/>
+          <w:b/>
+          <w:bCs/>
+          <w:lang w:val="en-US" w:eastAsia="zh-CN"/>
+        </w:rPr>
+      </w:pPr>
+      <w:r>
+        <w:rPr>
+          <w:rFonts w:hint="eastAsia"/>
+          <w:b/>
+          <w:bCs/>
+          <w:lang w:val="en-US" w:eastAsia="zh-CN"/>
+        </w:rPr>
+        <w:t>如果升级到会员</w:t>
+      </w:r>
+    </w:p>
+    <w:p>
+      <w:pPr>
+        <w:ind w:firstLine="420" w:firstLineChars="0"/>
+        <w:rPr>
+          <w:rFonts w:hint="default"/>
+          <w:color w:val="FF0000"/>
+          <w:lang w:val="en-US" w:eastAsia="zh-CN"/>
+        </w:rPr>
+      </w:pPr>
+      <w:r>
+        <w:rPr>
+          <w:rFonts w:hint="eastAsia"/>
+          <w:color w:val="FF0000"/>
+          <w:lang w:val="en-US" w:eastAsia="zh-CN"/>
+        </w:rPr>
+        <w:t>用户升级到会员-&gt; 一代60,   2代80, 创客,服务站,运营商不再分润</w:t>
+      </w:r>
+    </w:p>
     <w:p/>
     <w:p>
       <w:pPr>
-        <w:pStyle w:val="a4"/>
+        <w:widowControl w:val="0"/>
         <w:numPr>
           <w:ilvl w:val="0"/>
-          <w:numId w:val="3"/>
+          <w:numId w:val="0"/>
+        </w:numPr>
+        <w:ind w:leftChars="0"/>
+        <w:jc w:val="both"/>
+      </w:pPr>
+      <w:r>
+        <w:rPr>
+          <w:rFonts w:hint="eastAsia"/>
+          <w:b/>
+          <w:bCs/>
+          <w:color w:val="FF0000"/>
+          <w:lang w:val="en-US" w:eastAsia="zh-CN"/>
+        </w:rPr>
+        <w:t>如果升级创客</w:t>
+      </w:r>
+      <w:bookmarkStart w:id="0" w:name="_GoBack"/>
+      <w:bookmarkEnd w:id="0"/>
+    </w:p>
+    <w:p>
+      <w:pPr>
+        <w:ind w:firstLine="420" w:firstLineChars="0"/>
+        <w:rPr>
+          <w:rFonts w:hint="eastAsia"/>
+          <w:color w:val="FF0000"/>
+          <w:lang w:val="en-US" w:eastAsia="zh-CN"/>
+        </w:rPr>
+      </w:pPr>
+      <w:r>
+        <w:rPr>
+          <w:rFonts w:hint="eastAsia"/>
+          <w:color w:val="FF0000"/>
+          <w:lang w:val="en-US" w:eastAsia="zh-CN"/>
+        </w:rPr>
+        <w:t>用户升级到创客 1. 一代会员分润10%. 如果二代是会员则没有分润, 如果是创客分润15%</w:t>
+      </w:r>
+    </w:p>
+    <w:p>
+      <w:pPr>
+        <w:numPr>
+          <w:ilvl w:val="0"/>
+          <w:numId w:val="1"/>
+        </w:numPr>
+        <w:ind w:left="780" w:leftChars="0" w:hanging="360" w:firstLineChars="0"/>
+        <w:rPr>
+          <w:rFonts w:hint="default"/>
+          <w:color w:val="FF0000"/>
+          <w:lang w:val="en-US" w:eastAsia="zh-CN"/>
+        </w:rPr>
+      </w:pPr>
+      <w:r>
+        <w:rPr>
+          <w:rFonts w:hint="eastAsia"/>
+          <w:color w:val="FF0000"/>
+          <w:lang w:val="en-US" w:eastAsia="zh-CN"/>
+        </w:rPr>
+        <w:t>一代是创客分润30%, 如果二代是会员则没有分润, 如果是创客分润15%</w:t>
+      </w:r>
+    </w:p>
+    <w:p>
+      <w:pPr>
+        <w:widowControl w:val="0"/>
+        <w:numPr>
+          <w:numId w:val="0"/>
+        </w:numPr>
+        <w:jc w:val="both"/>
+        <w:rPr>
+          <w:rFonts w:hint="eastAsia"/>
+          <w:color w:val="FF0000"/>
+          <w:lang w:val="en-US" w:eastAsia="zh-CN"/>
+        </w:rPr>
+      </w:pPr>
+    </w:p>
+    <w:p>
+      <w:pPr>
+        <w:widowControl w:val="0"/>
+        <w:numPr>
+          <w:ilvl w:val="0"/>
+          <w:numId w:val="1"/>
+        </w:numPr>
+        <w:ind w:left="780" w:leftChars="0" w:hanging="360" w:firstLineChars="0"/>
+        <w:jc w:val="both"/>
+        <w:rPr>
+          <w:rFonts w:hint="default"/>
+          <w:color w:val="FF0000"/>
+          <w:lang w:val="en-US" w:eastAsia="zh-CN"/>
+        </w:rPr>
+      </w:pPr>
+      <w:r>
+        <w:rPr>
+          <w:rFonts w:hint="eastAsia"/>
+          <w:color w:val="FF0000"/>
+          <w:lang w:val="en-US" w:eastAsia="zh-CN"/>
+        </w:rPr>
+        <w:t>有创客分润     服务站 400元</w:t>
+      </w:r>
+    </w:p>
+    <w:p>
+      <w:pPr>
+        <w:widowControl w:val="0"/>
+        <w:numPr>
+          <w:ilvl w:val="0"/>
+          <w:numId w:val="1"/>
+        </w:numPr>
+        <w:ind w:left="780" w:leftChars="0" w:hanging="360" w:firstLineChars="0"/>
+        <w:jc w:val="both"/>
+        <w:rPr>
+          <w:rFonts w:hint="default"/>
+          <w:color w:val="FF0000"/>
+          <w:lang w:val="en-US" w:eastAsia="zh-CN"/>
+        </w:rPr>
+      </w:pPr>
+      <w:r>
+        <w:rPr>
+          <w:rFonts w:hint="eastAsia"/>
+          <w:color w:val="FF0000"/>
+          <w:lang w:val="en-US" w:eastAsia="zh-CN"/>
+        </w:rPr>
+        <w:t xml:space="preserve">如果有升级创客, 巧好一代是服务站则30% +400 </w:t>
+      </w:r>
+    </w:p>
+    <w:p>
+      <w:pPr>
+        <w:widowControl w:val="0"/>
+        <w:numPr>
+          <w:ilvl w:val="0"/>
+          <w:numId w:val="1"/>
+        </w:numPr>
+        <w:ind w:left="780" w:leftChars="0" w:hanging="360" w:firstLineChars="0"/>
+        <w:jc w:val="both"/>
+        <w:rPr>
+          <w:rFonts w:hint="default"/>
+          <w:color w:val="FF0000"/>
+          <w:lang w:val="en-US" w:eastAsia="zh-CN"/>
+        </w:rPr>
+      </w:pPr>
+      <w:r>
+        <w:rPr>
+          <w:rFonts w:hint="eastAsia"/>
+          <w:color w:val="FF0000"/>
+          <w:lang w:val="en-US" w:eastAsia="zh-CN"/>
+        </w:rPr>
+        <w:t>运营商收入: 如果有服务站则200 无服务站则400</w:t>
+      </w:r>
+    </w:p>
+    <w:p>
+      <w:pPr>
+        <w:widowControl w:val="0"/>
+        <w:numPr>
+          <w:numId w:val="0"/>
+        </w:numPr>
+        <w:ind w:leftChars="0"/>
+        <w:jc w:val="both"/>
+        <w:rPr>
+          <w:rFonts w:hint="eastAsia"/>
+          <w:color w:val="FF0000"/>
+          <w:lang w:val="en-US" w:eastAsia="zh-CN"/>
+        </w:rPr>
+      </w:pPr>
+    </w:p>
+    <w:p>
+      <w:pPr>
+        <w:widowControl w:val="0"/>
+        <w:numPr>
+          <w:numId w:val="0"/>
+        </w:numPr>
+        <w:ind w:leftChars="0"/>
+        <w:jc w:val="both"/>
+        <w:rPr>
+          <w:rFonts w:hint="default"/>
+          <w:color w:val="FF0000"/>
+          <w:lang w:val="en-US" w:eastAsia="zh-CN"/>
+        </w:rPr>
+      </w:pPr>
+      <w:r>
+        <w:rPr>
+          <w:rFonts w:hint="eastAsia"/>
+          <w:b/>
+          <w:bCs/>
+          <w:color w:val="FF0000"/>
+          <w:lang w:val="en-US" w:eastAsia="zh-CN"/>
+        </w:rPr>
+        <w:t>如果升级服务站</w:t>
+      </w:r>
+      <w:r>
+        <w:rPr>
+          <w:rFonts w:hint="eastAsia"/>
+          <w:color w:val="FF0000"/>
+          <w:lang w:val="en-US" w:eastAsia="zh-CN"/>
+        </w:rPr>
+        <w:t xml:space="preserve"> </w:t>
+      </w:r>
+    </w:p>
+    <w:p>
+      <w:pPr>
+        <w:rPr>
+          <w:rFonts w:hint="eastAsia"/>
+          <w:color w:val="FF0000"/>
+          <w:highlight w:val="none"/>
+          <w:lang w:val="en-US" w:eastAsia="zh-CN"/>
+        </w:rPr>
+      </w:pPr>
+      <w:r>
+        <w:rPr>
+          <w:rFonts w:hint="eastAsia"/>
+          <w:color w:val="FF0000"/>
+          <w:highlight w:val="none"/>
+          <w:lang w:val="en-US" w:eastAsia="zh-CN"/>
+        </w:rPr>
+        <w:t xml:space="preserve">  一代是服务站以上级别则30%  一代是服务站以下级别10%</w:t>
+      </w:r>
+    </w:p>
+    <w:p>
+      <w:pPr>
+        <w:rPr>
+          <w:rFonts w:hint="eastAsia"/>
+          <w:color w:val="FF0000"/>
+          <w:highlight w:val="none"/>
+          <w:lang w:val="en-US" w:eastAsia="zh-CN"/>
+        </w:rPr>
+      </w:pPr>
+      <w:r>
+        <w:rPr>
+          <w:rFonts w:hint="eastAsia"/>
+          <w:color w:val="FF0000"/>
+          <w:highlight w:val="none"/>
+          <w:lang w:val="en-US" w:eastAsia="zh-CN"/>
+        </w:rPr>
+        <w:t xml:space="preserve">  二代是服务站以上级别则10% 二代是服务站以下级别则没有</w:t>
+      </w:r>
+    </w:p>
+    <w:p>
+      <w:pPr>
+        <w:rPr>
+          <w:rFonts w:hint="default"/>
+          <w:color w:val="FF0000"/>
+          <w:highlight w:val="none"/>
+          <w:lang w:val="en-US" w:eastAsia="zh-CN"/>
+        </w:rPr>
+      </w:pPr>
+      <w:r>
+        <w:rPr>
+          <w:rFonts w:hint="eastAsia"/>
+          <w:color w:val="FF0000"/>
+          <w:highlight w:val="none"/>
+          <w:lang w:val="en-US" w:eastAsia="zh-CN"/>
+        </w:rPr>
+        <w:t xml:space="preserve">  如果有运营商则级差15, 其余没有</w:t>
+      </w:r>
+    </w:p>
+    <w:p/>
+    <w:p>
+      <w:pPr>
+        <w:pStyle w:val="5"/>
+        <w:numPr>
+          <w:ilvl w:val="0"/>
+          <w:numId w:val="1"/>
         </w:numPr>
         <w:ind w:firstLineChars="0"/>
         <w:jc w:val="left"/>
@@ -912,17 +1166,31 @@
     </w:p>
     <w:p>
       <w:pPr>
-        <w:pStyle w:val="a4"/>
-        <w:ind w:left="360" w:firstLineChars="0" w:firstLine="0"/>
+        <w:pStyle w:val="5"/>
+        <w:ind w:left="360" w:firstLine="0" w:firstLineChars="0"/>
         <w:jc w:val="left"/>
       </w:pPr>
     </w:p>
     <w:tbl>
       <w:tblPr>
-        <w:tblStyle w:val="a3"/>
+        <w:tblStyle w:val="3"/>
         <w:tblW w:w="8756" w:type="dxa"/>
+        <w:tblInd w:w="0" w:type="dxa"/>
+        <w:tblBorders>
+          <w:top w:val="single" w:color="auto" w:sz="4" w:space="0"/>
+          <w:left w:val="single" w:color="auto" w:sz="4" w:space="0"/>
+          <w:bottom w:val="single" w:color="auto" w:sz="4" w:space="0"/>
+          <w:right w:val="single" w:color="auto" w:sz="4" w:space="0"/>
+          <w:insideH w:val="single" w:color="auto" w:sz="4" w:space="0"/>
+          <w:insideV w:val="single" w:color="auto" w:sz="4" w:space="0"/>
+        </w:tblBorders>
         <w:tblLayout w:type="fixed"/>
-        <w:tblLook w:val="04A0" w:firstRow="1" w:lastRow="0" w:firstColumn="1" w:lastColumn="0" w:noHBand="0" w:noVBand="1"/>
+        <w:tblCellMar>
+          <w:top w:w="0" w:type="dxa"/>
+          <w:left w:w="108" w:type="dxa"/>
+          <w:bottom w:w="0" w:type="dxa"/>
+          <w:right w:w="108" w:type="dxa"/>
+        </w:tblCellMar>
       </w:tblPr>
       <w:tblGrid>
         <w:gridCol w:w="1101"/>
@@ -932,6 +1200,22 @@
         <w:gridCol w:w="1985"/>
       </w:tblGrid>
       <w:tr>
+        <w:tblPrEx>
+          <w:tblBorders>
+            <w:top w:val="single" w:color="auto" w:sz="4" w:space="0"/>
+            <w:left w:val="single" w:color="auto" w:sz="4" w:space="0"/>
+            <w:bottom w:val="single" w:color="auto" w:sz="4" w:space="0"/>
+            <w:right w:val="single" w:color="auto" w:sz="4" w:space="0"/>
+            <w:insideH w:val="single" w:color="auto" w:sz="4" w:space="0"/>
+            <w:insideV w:val="single" w:color="auto" w:sz="4" w:space="0"/>
+          </w:tblBorders>
+          <w:tblCellMar>
+            <w:top w:w="0" w:type="dxa"/>
+            <w:left w:w="108" w:type="dxa"/>
+            <w:bottom w:w="0" w:type="dxa"/>
+            <w:right w:w="108" w:type="dxa"/>
+          </w:tblCellMar>
+        </w:tblPrEx>
         <w:tc>
           <w:tcPr>
             <w:tcW w:w="1101" w:type="dxa"/>
@@ -992,6 +1276,22 @@
         </w:tc>
       </w:tr>
       <w:tr>
+        <w:tblPrEx>
+          <w:tblBorders>
+            <w:top w:val="single" w:color="auto" w:sz="4" w:space="0"/>
+            <w:left w:val="single" w:color="auto" w:sz="4" w:space="0"/>
+            <w:bottom w:val="single" w:color="auto" w:sz="4" w:space="0"/>
+            <w:right w:val="single" w:color="auto" w:sz="4" w:space="0"/>
+            <w:insideH w:val="single" w:color="auto" w:sz="4" w:space="0"/>
+            <w:insideV w:val="single" w:color="auto" w:sz="4" w:space="0"/>
+          </w:tblBorders>
+          <w:tblCellMar>
+            <w:top w:w="0" w:type="dxa"/>
+            <w:left w:w="108" w:type="dxa"/>
+            <w:bottom w:w="0" w:type="dxa"/>
+            <w:right w:w="108" w:type="dxa"/>
+          </w:tblCellMar>
+        </w:tblPrEx>
         <w:tc>
           <w:tcPr>
             <w:tcW w:w="1101" w:type="dxa"/>
@@ -1027,13 +1327,7 @@
               <w:rPr>
                 <w:rFonts w:hint="eastAsia"/>
               </w:rPr>
-              <w:t>1000</w:t>
-            </w:r>
-            <w:r>
-              <w:rPr>
-                <w:rFonts w:hint="eastAsia"/>
-              </w:rPr>
-              <w:t>元</w:t>
+              <w:t>1000元</w:t>
             </w:r>
           </w:p>
         </w:tc>
@@ -1065,6 +1359,22 @@
         </w:tc>
       </w:tr>
       <w:tr>
+        <w:tblPrEx>
+          <w:tblBorders>
+            <w:top w:val="single" w:color="auto" w:sz="4" w:space="0"/>
+            <w:left w:val="single" w:color="auto" w:sz="4" w:space="0"/>
+            <w:bottom w:val="single" w:color="auto" w:sz="4" w:space="0"/>
+            <w:right w:val="single" w:color="auto" w:sz="4" w:space="0"/>
+            <w:insideH w:val="single" w:color="auto" w:sz="4" w:space="0"/>
+            <w:insideV w:val="single" w:color="auto" w:sz="4" w:space="0"/>
+          </w:tblBorders>
+          <w:tblCellMar>
+            <w:top w:w="0" w:type="dxa"/>
+            <w:left w:w="108" w:type="dxa"/>
+            <w:bottom w:w="0" w:type="dxa"/>
+            <w:right w:w="108" w:type="dxa"/>
+          </w:tblCellMar>
+        </w:tblPrEx>
         <w:tc>
           <w:tcPr>
             <w:tcW w:w="1101" w:type="dxa"/>
@@ -1100,13 +1410,7 @@
               <w:rPr>
                 <w:rFonts w:hint="eastAsia"/>
               </w:rPr>
-              <w:t>1200</w:t>
-            </w:r>
-            <w:r>
-              <w:rPr>
-                <w:rFonts w:hint="eastAsia"/>
-              </w:rPr>
-              <w:t>元</w:t>
+              <w:t>1200元</w:t>
             </w:r>
           </w:p>
         </w:tc>
@@ -1138,6 +1442,22 @@
         </w:tc>
       </w:tr>
       <w:tr>
+        <w:tblPrEx>
+          <w:tblBorders>
+            <w:top w:val="single" w:color="auto" w:sz="4" w:space="0"/>
+            <w:left w:val="single" w:color="auto" w:sz="4" w:space="0"/>
+            <w:bottom w:val="single" w:color="auto" w:sz="4" w:space="0"/>
+            <w:right w:val="single" w:color="auto" w:sz="4" w:space="0"/>
+            <w:insideH w:val="single" w:color="auto" w:sz="4" w:space="0"/>
+            <w:insideV w:val="single" w:color="auto" w:sz="4" w:space="0"/>
+          </w:tblBorders>
+          <w:tblCellMar>
+            <w:top w:w="0" w:type="dxa"/>
+            <w:left w:w="108" w:type="dxa"/>
+            <w:bottom w:w="0" w:type="dxa"/>
+            <w:right w:w="108" w:type="dxa"/>
+          </w:tblCellMar>
+        </w:tblPrEx>
         <w:tc>
           <w:tcPr>
             <w:tcW w:w="1101" w:type="dxa"/>
@@ -1173,19 +1493,7 @@
               <w:rPr>
                 <w:rFonts w:hint="eastAsia"/>
               </w:rPr>
-              <w:t>16</w:t>
-            </w:r>
-            <w:r>
-              <w:rPr>
-                <w:rFonts w:hint="eastAsia"/>
-              </w:rPr>
-              <w:t>00</w:t>
-            </w:r>
-            <w:r>
-              <w:rPr>
-                <w:rFonts w:hint="eastAsia"/>
-              </w:rPr>
-              <w:t>元</w:t>
+              <w:t>1600元</w:t>
             </w:r>
           </w:p>
         </w:tc>
@@ -1217,6 +1525,22 @@
         </w:tc>
       </w:tr>
       <w:tr>
+        <w:tblPrEx>
+          <w:tblBorders>
+            <w:top w:val="single" w:color="auto" w:sz="4" w:space="0"/>
+            <w:left w:val="single" w:color="auto" w:sz="4" w:space="0"/>
+            <w:bottom w:val="single" w:color="auto" w:sz="4" w:space="0"/>
+            <w:right w:val="single" w:color="auto" w:sz="4" w:space="0"/>
+            <w:insideH w:val="single" w:color="auto" w:sz="4" w:space="0"/>
+            <w:insideV w:val="single" w:color="auto" w:sz="4" w:space="0"/>
+          </w:tblBorders>
+          <w:tblCellMar>
+            <w:top w:w="0" w:type="dxa"/>
+            <w:left w:w="108" w:type="dxa"/>
+            <w:bottom w:w="0" w:type="dxa"/>
+            <w:right w:w="108" w:type="dxa"/>
+          </w:tblCellMar>
+        </w:tblPrEx>
         <w:tc>
           <w:tcPr>
             <w:tcW w:w="1101" w:type="dxa"/>
@@ -1252,19 +1576,7 @@
               <w:rPr>
                 <w:rFonts w:hint="eastAsia"/>
               </w:rPr>
-              <w:t>20</w:t>
-            </w:r>
-            <w:r>
-              <w:rPr>
-                <w:rFonts w:hint="eastAsia"/>
-              </w:rPr>
-              <w:t>00</w:t>
-            </w:r>
-            <w:r>
-              <w:rPr>
-                <w:rFonts w:hint="eastAsia"/>
-              </w:rPr>
-              <w:t>元</w:t>
+              <w:t>2000元</w:t>
             </w:r>
           </w:p>
         </w:tc>
@@ -1296,6 +1608,22 @@
         </w:tc>
       </w:tr>
       <w:tr>
+        <w:tblPrEx>
+          <w:tblBorders>
+            <w:top w:val="single" w:color="auto" w:sz="4" w:space="0"/>
+            <w:left w:val="single" w:color="auto" w:sz="4" w:space="0"/>
+            <w:bottom w:val="single" w:color="auto" w:sz="4" w:space="0"/>
+            <w:right w:val="single" w:color="auto" w:sz="4" w:space="0"/>
+            <w:insideH w:val="single" w:color="auto" w:sz="4" w:space="0"/>
+            <w:insideV w:val="single" w:color="auto" w:sz="4" w:space="0"/>
+          </w:tblBorders>
+          <w:tblCellMar>
+            <w:top w:w="0" w:type="dxa"/>
+            <w:left w:w="108" w:type="dxa"/>
+            <w:bottom w:w="0" w:type="dxa"/>
+            <w:right w:w="108" w:type="dxa"/>
+          </w:tblCellMar>
+        </w:tblPrEx>
         <w:tc>
           <w:tcPr>
             <w:tcW w:w="1101" w:type="dxa"/>
@@ -1318,13 +1646,7 @@
               <w:rPr>
                 <w:rFonts w:hint="eastAsia"/>
               </w:rPr>
-              <w:t>收</w:t>
-            </w:r>
-            <w:r>
-              <w:rPr>
-                <w:rFonts w:hint="eastAsia"/>
-              </w:rPr>
-              <w:t>50%</w:t>
+              <w:t>收50%</w:t>
             </w:r>
           </w:p>
         </w:tc>
@@ -1337,19 +1659,7 @@
               <w:rPr>
                 <w:rFonts w:hint="eastAsia"/>
               </w:rPr>
-              <w:t>3000-5</w:t>
-            </w:r>
-            <w:r>
-              <w:rPr>
-                <w:rFonts w:hint="eastAsia"/>
-              </w:rPr>
-              <w:t>000</w:t>
-            </w:r>
-            <w:r>
-              <w:rPr>
-                <w:rFonts w:hint="eastAsia"/>
-              </w:rPr>
-              <w:t>元</w:t>
+              <w:t>3000-5000元</w:t>
             </w:r>
           </w:p>
         </w:tc>
@@ -1362,13 +1672,7 @@
               <w:rPr>
                 <w:rFonts w:hint="eastAsia"/>
               </w:rPr>
-              <w:t>收</w:t>
-            </w:r>
-            <w:r>
-              <w:rPr>
-                <w:rFonts w:hint="eastAsia"/>
-              </w:rPr>
-              <w:t>40%</w:t>
+              <w:t>收40%</w:t>
             </w:r>
           </w:p>
         </w:tc>
@@ -1381,13 +1685,7 @@
               <w:rPr>
                 <w:rFonts w:hint="eastAsia"/>
               </w:rPr>
-              <w:t>收</w:t>
-            </w:r>
-            <w:r>
-              <w:rPr>
-                <w:rFonts w:hint="eastAsia"/>
-              </w:rPr>
-              <w:t>15%</w:t>
+              <w:t>收15%</w:t>
             </w:r>
           </w:p>
         </w:tc>
@@ -1395,16 +1693,16 @@
     </w:tbl>
     <w:p>
       <w:pPr>
-        <w:pStyle w:val="a4"/>
-        <w:ind w:left="360" w:firstLineChars="0" w:firstLine="0"/>
-      </w:pPr>
-    </w:p>
-    <w:p>
-      <w:pPr>
-        <w:pStyle w:val="a4"/>
+        <w:pStyle w:val="5"/>
+        <w:ind w:left="360" w:firstLine="0" w:firstLineChars="0"/>
+      </w:pPr>
+    </w:p>
+    <w:p>
+      <w:pPr>
+        <w:pStyle w:val="5"/>
         <w:numPr>
           <w:ilvl w:val="0"/>
-          <w:numId w:val="3"/>
+          <w:numId w:val="1"/>
         </w:numPr>
         <w:ind w:firstLineChars="0"/>
       </w:pPr>
@@ -1417,98 +1715,66 @@
     </w:p>
     <w:p>
       <w:pPr>
-        <w:pStyle w:val="a4"/>
-        <w:ind w:left="360" w:firstLineChars="0" w:firstLine="0"/>
-      </w:pPr>
-      <w:r>
-        <w:rPr>
-          <w:rFonts w:hint="eastAsia"/>
-        </w:rPr>
-        <w:t>课程</w:t>
-      </w:r>
-      <w:r>
-        <w:rPr>
-          <w:rFonts w:hint="eastAsia"/>
-        </w:rPr>
-        <w:t>协助成交可享受成交金额的</w:t>
-      </w:r>
-      <w:r>
-        <w:rPr>
-          <w:rFonts w:hint="eastAsia"/>
-        </w:rPr>
-        <w:t>10</w:t>
-      </w:r>
-      <w:bookmarkStart w:id="0" w:name="_GoBack"/>
-      <w:bookmarkEnd w:id="0"/>
-      <w:r>
-        <w:rPr>
-          <w:rFonts w:hint="eastAsia"/>
-        </w:rPr>
-        <w:t>%</w:t>
-      </w:r>
-      <w:r>
-        <w:rPr>
-          <w:rFonts w:hint="eastAsia"/>
-        </w:rPr>
-        <w:t>；</w:t>
-      </w:r>
-    </w:p>
-    <w:p>
-      <w:pPr>
-        <w:pStyle w:val="a4"/>
-        <w:ind w:left="360" w:firstLineChars="0" w:firstLine="0"/>
-      </w:pPr>
-      <w:r>
-        <w:rPr>
-          <w:rFonts w:hint="eastAsia"/>
-        </w:rPr>
-        <w:t>服务站</w:t>
-      </w:r>
-      <w:r>
-        <w:rPr>
-          <w:rFonts w:hint="eastAsia"/>
-        </w:rPr>
-        <w:t>和运营商</w:t>
-      </w:r>
-      <w:r>
-        <w:rPr>
-          <w:rFonts w:hint="eastAsia"/>
-        </w:rPr>
-        <w:t>协助成交可享受成交金额的</w:t>
-      </w:r>
-      <w:r>
-        <w:rPr>
-          <w:rFonts w:hint="eastAsia"/>
-        </w:rPr>
-        <w:t>5%</w:t>
-      </w:r>
-      <w:r>
-        <w:rPr>
-          <w:rFonts w:hint="eastAsia"/>
-        </w:rPr>
-        <w:t>。</w:t>
+        <w:pStyle w:val="5"/>
+        <w:ind w:left="360" w:firstLine="0" w:firstLineChars="0"/>
+      </w:pPr>
+      <w:r>
+        <w:rPr>
+          <w:rFonts w:hint="eastAsia"/>
+        </w:rPr>
+        <w:t>课程协助成交可享受成交金额的10%；</w:t>
+      </w:r>
+    </w:p>
+    <w:p>
+      <w:pPr>
+        <w:pStyle w:val="5"/>
+        <w:ind w:left="360" w:firstLine="0" w:firstLineChars="0"/>
+      </w:pPr>
+      <w:r>
+        <w:rPr>
+          <w:rFonts w:hint="eastAsia"/>
+        </w:rPr>
+        <w:t>服务站和运营商协助成交可享受成交金额的5%。</w:t>
       </w:r>
       <w:r>
         <w:t xml:space="preserve"> </w:t>
       </w:r>
+    </w:p>
+    <w:p>
+      <w:pPr>
+        <w:pStyle w:val="5"/>
+        <w:ind w:left="360" w:firstLine="0" w:firstLineChars="0"/>
+      </w:pPr>
+    </w:p>
+    <w:p>
+      <w:pPr>
+        <w:pStyle w:val="5"/>
+        <w:ind w:left="360" w:firstLine="0" w:firstLineChars="0"/>
+      </w:pPr>
+    </w:p>
+    <w:p>
+      <w:pPr>
+        <w:pStyle w:val="5"/>
+        <w:ind w:left="360" w:firstLine="0" w:firstLineChars="0"/>
+      </w:pPr>
     </w:p>
     <w:sectPr>
       <w:pgSz w:w="11900" w:h="16840"/>
       <w:pgMar w:top="1440" w:right="1800" w:bottom="1440" w:left="1800" w:header="851" w:footer="992" w:gutter="0"/>
-      <w:cols w:space="425"/>
-      <w:docGrid w:type="lines" w:linePitch="312"/>
+      <w:cols w:space="425" w:num="1"/>
+      <w:docGrid w:type="lines" w:linePitch="312" w:charSpace="0"/>
     </w:sectPr>
   </w:body>
 </w:document>
 </file>
 
 <file path=word/numbering.xml><?xml version="1.0" encoding="utf-8"?>
-<w:numbering xmlns:wpc="http://schemas.microsoft.com/office/word/2010/wordprocessingCanvas" xmlns:mo="http://schemas.microsoft.com/office/mac/office/2008/main" xmlns:mc="http://schemas.openxmlformats.org/markup-compatibility/2006" xmlns:mv="urn:schemas-microsoft-com:mac:vml" xmlns:o="urn:schemas-microsoft-com:office:office" xmlns:r="http://schemas.openxmlformats.org/officeDocument/2006/relationships" xmlns:m="http://schemas.openxmlformats.org/officeDocument/2006/math" xmlns:v="urn:schemas-microsoft-com:vml" xmlns:wp14="http://schemas.microsoft.com/office/word/2010/wordprocessingDrawing" xmlns:wp="http://schemas.openxmlformats.org/drawingml/2006/wordprocessingDrawing" xmlns:w10="urn:schemas-microsoft-com:office:word" xmlns:w="http://schemas.openxmlformats.org/wordprocessingml/2006/main" xmlns:w14="http://schemas.microsoft.com/office/word/2010/wordml" xmlns:wpg="http://schemas.microsoft.com/office/word/2010/wordprocessingGroup" xmlns:wpi="http://schemas.microsoft.com/office/word/2010/wordprocessingInk" xmlns:wne="http://schemas.microsoft.com/office/word/2006/wordml" xmlns:wps="http://schemas.microsoft.com/office/word/2010/wordprocessingShape" mc:Ignorable="w14 wp14">
+<w:numbering xmlns:wpc="http://schemas.microsoft.com/office/word/2010/wordprocessingCanvas" xmlns:mc="http://schemas.openxmlformats.org/markup-compatibility/2006" xmlns:o="urn:schemas-microsoft-com:office:office" xmlns:r="http://schemas.openxmlformats.org/officeDocument/2006/relationships" xmlns:m="http://schemas.openxmlformats.org/officeDocument/2006/math" xmlns:v="urn:schemas-microsoft-com:vml" xmlns:wp14="http://schemas.microsoft.com/office/word/2010/wordprocessingDrawing" xmlns:wp="http://schemas.openxmlformats.org/drawingml/2006/wordprocessingDrawing" xmlns:w10="urn:schemas-microsoft-com:office:word" xmlns:w="http://schemas.openxmlformats.org/wordprocessingml/2006/main" xmlns:w14="http://schemas.microsoft.com/office/word/2010/wordml" xmlns:wpg="http://schemas.microsoft.com/office/word/2010/wordprocessingGroup" xmlns:wpi="http://schemas.microsoft.com/office/word/2010/wordprocessingInk" xmlns:wne="http://schemas.microsoft.com/office/word/2006/wordml" xmlns:wps="http://schemas.microsoft.com/office/word/2010/wordprocessingShape" mc:Ignorable="w14 wp14">
   <w:abstractNum w:abstractNumId="0">
-    <w:nsid w:val="197C702E"/>
+    <w:nsid w:val="63AC7FD9"/>
     <w:multiLevelType w:val="multilevel"/>
-    <w:tmpl w:val="385ED288"/>
-    <w:lvl w:ilvl="0">
+    <w:tmpl w:val="63AC7FD9"/>
+    <w:lvl w:ilvl="0" w:tentative="0">
       <w:start w:val="1"/>
       <w:numFmt w:val="decimal"/>
       <w:lvlText w:val="%1."/>
@@ -1520,7 +1786,7 @@
         <w:rFonts w:hint="eastAsia"/>
       </w:rPr>
     </w:lvl>
-    <w:lvl w:ilvl="1">
+    <w:lvl w:ilvl="1" w:tentative="0">
       <w:start w:val="1"/>
       <w:numFmt w:val="lowerLetter"/>
       <w:lvlText w:val="%2)"/>
@@ -1529,7 +1795,7 @@
         <w:ind w:left="960" w:hanging="480"/>
       </w:pPr>
     </w:lvl>
-    <w:lvl w:ilvl="2">
+    <w:lvl w:ilvl="2" w:tentative="0">
       <w:start w:val="1"/>
       <w:numFmt w:val="lowerRoman"/>
       <w:lvlText w:val="%3."/>
@@ -1538,7 +1804,7 @@
         <w:ind w:left="1440" w:hanging="480"/>
       </w:pPr>
     </w:lvl>
-    <w:lvl w:ilvl="3">
+    <w:lvl w:ilvl="3" w:tentative="0">
       <w:start w:val="1"/>
       <w:numFmt w:val="decimal"/>
       <w:lvlText w:val="%4."/>
@@ -1547,7 +1813,7 @@
         <w:ind w:left="1920" w:hanging="480"/>
       </w:pPr>
     </w:lvl>
-    <w:lvl w:ilvl="4">
+    <w:lvl w:ilvl="4" w:tentative="0">
       <w:start w:val="1"/>
       <w:numFmt w:val="lowerLetter"/>
       <w:lvlText w:val="%5)"/>
@@ -1556,7 +1822,7 @@
         <w:ind w:left="2400" w:hanging="480"/>
       </w:pPr>
     </w:lvl>
-    <w:lvl w:ilvl="5">
+    <w:lvl w:ilvl="5" w:tentative="0">
       <w:start w:val="1"/>
       <w:numFmt w:val="lowerRoman"/>
       <w:lvlText w:val="%6."/>
@@ -1565,7 +1831,7 @@
         <w:ind w:left="2880" w:hanging="480"/>
       </w:pPr>
     </w:lvl>
-    <w:lvl w:ilvl="6">
+    <w:lvl w:ilvl="6" w:tentative="0">
       <w:start w:val="1"/>
       <w:numFmt w:val="decimal"/>
       <w:lvlText w:val="%7."/>
@@ -1574,7 +1840,7 @@
         <w:ind w:left="3360" w:hanging="480"/>
       </w:pPr>
     </w:lvl>
-    <w:lvl w:ilvl="7">
+    <w:lvl w:ilvl="7" w:tentative="0">
       <w:start w:val="1"/>
       <w:numFmt w:val="lowerLetter"/>
       <w:lvlText w:val="%8)"/>
@@ -1583,7 +1849,7 @@
         <w:ind w:left="3840" w:hanging="480"/>
       </w:pPr>
     </w:lvl>
-    <w:lvl w:ilvl="8">
+    <w:lvl w:ilvl="8" w:tentative="0">
       <w:start w:val="1"/>
       <w:numFmt w:val="lowerRoman"/>
       <w:lvlText w:val="%9."/>
@@ -1593,555 +1859,301 @@
       </w:pPr>
     </w:lvl>
   </w:abstractNum>
-  <w:abstractNum w:abstractNumId="1">
-    <w:nsid w:val="1C481C75"/>
-    <w:multiLevelType w:val="hybridMultilevel"/>
-    <w:tmpl w:val="385ED288"/>
-    <w:lvl w:ilvl="0" w:tplc="B4B03AC6">
-      <w:start w:val="1"/>
-      <w:numFmt w:val="decimal"/>
-      <w:lvlText w:val="%1."/>
-      <w:lvlJc w:val="left"/>
-      <w:pPr>
-        <w:ind w:left="360" w:hanging="360"/>
-      </w:pPr>
-      <w:rPr>
-        <w:rFonts w:hint="eastAsia"/>
-      </w:rPr>
-    </w:lvl>
-    <w:lvl w:ilvl="1" w:tplc="04090019" w:tentative="1">
-      <w:start w:val="1"/>
-      <w:numFmt w:val="lowerLetter"/>
-      <w:lvlText w:val="%2)"/>
-      <w:lvlJc w:val="left"/>
-      <w:pPr>
-        <w:ind w:left="960" w:hanging="480"/>
-      </w:pPr>
-    </w:lvl>
-    <w:lvl w:ilvl="2" w:tplc="0409001B" w:tentative="1">
-      <w:start w:val="1"/>
-      <w:numFmt w:val="lowerRoman"/>
-      <w:lvlText w:val="%3."/>
-      <w:lvlJc w:val="right"/>
-      <w:pPr>
-        <w:ind w:left="1440" w:hanging="480"/>
-      </w:pPr>
-    </w:lvl>
-    <w:lvl w:ilvl="3" w:tplc="0409000F" w:tentative="1">
-      <w:start w:val="1"/>
-      <w:numFmt w:val="decimal"/>
-      <w:lvlText w:val="%4."/>
-      <w:lvlJc w:val="left"/>
-      <w:pPr>
-        <w:ind w:left="1920" w:hanging="480"/>
-      </w:pPr>
-    </w:lvl>
-    <w:lvl w:ilvl="4" w:tplc="04090019" w:tentative="1">
-      <w:start w:val="1"/>
-      <w:numFmt w:val="lowerLetter"/>
-      <w:lvlText w:val="%5)"/>
-      <w:lvlJc w:val="left"/>
-      <w:pPr>
-        <w:ind w:left="2400" w:hanging="480"/>
-      </w:pPr>
-    </w:lvl>
-    <w:lvl w:ilvl="5" w:tplc="0409001B" w:tentative="1">
-      <w:start w:val="1"/>
-      <w:numFmt w:val="lowerRoman"/>
-      <w:lvlText w:val="%6."/>
-      <w:lvlJc w:val="right"/>
-      <w:pPr>
-        <w:ind w:left="2880" w:hanging="480"/>
-      </w:pPr>
-    </w:lvl>
-    <w:lvl w:ilvl="6" w:tplc="0409000F" w:tentative="1">
-      <w:start w:val="1"/>
-      <w:numFmt w:val="decimal"/>
-      <w:lvlText w:val="%7."/>
-      <w:lvlJc w:val="left"/>
-      <w:pPr>
-        <w:ind w:left="3360" w:hanging="480"/>
-      </w:pPr>
-    </w:lvl>
-    <w:lvl w:ilvl="7" w:tplc="04090019" w:tentative="1">
-      <w:start w:val="1"/>
-      <w:numFmt w:val="lowerLetter"/>
-      <w:lvlText w:val="%8)"/>
-      <w:lvlJc w:val="left"/>
-      <w:pPr>
-        <w:ind w:left="3840" w:hanging="480"/>
-      </w:pPr>
-    </w:lvl>
-    <w:lvl w:ilvl="8" w:tplc="0409001B" w:tentative="1">
-      <w:start w:val="1"/>
-      <w:numFmt w:val="lowerRoman"/>
-      <w:lvlText w:val="%9."/>
-      <w:lvlJc w:val="right"/>
-      <w:pPr>
-        <w:ind w:left="4320" w:hanging="480"/>
-      </w:pPr>
-    </w:lvl>
-  </w:abstractNum>
-  <w:abstractNum w:abstractNumId="2">
-    <w:nsid w:val="32CF6E79"/>
-    <w:multiLevelType w:val="hybridMultilevel"/>
-    <w:tmpl w:val="AE325A3C"/>
-    <w:lvl w:ilvl="0" w:tplc="B4B03AC6">
-      <w:start w:val="1"/>
-      <w:numFmt w:val="decimal"/>
-      <w:lvlText w:val="%1."/>
-      <w:lvlJc w:val="left"/>
-      <w:pPr>
-        <w:ind w:left="360" w:hanging="360"/>
-      </w:pPr>
-      <w:rPr>
-        <w:rFonts w:hint="eastAsia"/>
-      </w:rPr>
-    </w:lvl>
-    <w:lvl w:ilvl="1" w:tplc="04090019" w:tentative="1">
-      <w:start w:val="1"/>
-      <w:numFmt w:val="lowerLetter"/>
-      <w:lvlText w:val="%2)"/>
-      <w:lvlJc w:val="left"/>
-      <w:pPr>
-        <w:ind w:left="960" w:hanging="480"/>
-      </w:pPr>
-    </w:lvl>
-    <w:lvl w:ilvl="2" w:tplc="0409001B" w:tentative="1">
-      <w:start w:val="1"/>
-      <w:numFmt w:val="lowerRoman"/>
-      <w:lvlText w:val="%3."/>
-      <w:lvlJc w:val="right"/>
-      <w:pPr>
-        <w:ind w:left="1440" w:hanging="480"/>
-      </w:pPr>
-    </w:lvl>
-    <w:lvl w:ilvl="3" w:tplc="0409000F" w:tentative="1">
-      <w:start w:val="1"/>
-      <w:numFmt w:val="decimal"/>
-      <w:lvlText w:val="%4."/>
-      <w:lvlJc w:val="left"/>
-      <w:pPr>
-        <w:ind w:left="1920" w:hanging="480"/>
-      </w:pPr>
-    </w:lvl>
-    <w:lvl w:ilvl="4" w:tplc="04090019" w:tentative="1">
-      <w:start w:val="1"/>
-      <w:numFmt w:val="lowerLetter"/>
-      <w:lvlText w:val="%5)"/>
-      <w:lvlJc w:val="left"/>
-      <w:pPr>
-        <w:ind w:left="2400" w:hanging="480"/>
-      </w:pPr>
-    </w:lvl>
-    <w:lvl w:ilvl="5" w:tplc="0409001B" w:tentative="1">
-      <w:start w:val="1"/>
-      <w:numFmt w:val="lowerRoman"/>
-      <w:lvlText w:val="%6."/>
-      <w:lvlJc w:val="right"/>
-      <w:pPr>
-        <w:ind w:left="2880" w:hanging="480"/>
-      </w:pPr>
-    </w:lvl>
-    <w:lvl w:ilvl="6" w:tplc="0409000F" w:tentative="1">
-      <w:start w:val="1"/>
-      <w:numFmt w:val="decimal"/>
-      <w:lvlText w:val="%7."/>
-      <w:lvlJc w:val="left"/>
-      <w:pPr>
-        <w:ind w:left="3360" w:hanging="480"/>
-      </w:pPr>
-    </w:lvl>
-    <w:lvl w:ilvl="7" w:tplc="04090019" w:tentative="1">
-      <w:start w:val="1"/>
-      <w:numFmt w:val="lowerLetter"/>
-      <w:lvlText w:val="%8)"/>
-      <w:lvlJc w:val="left"/>
-      <w:pPr>
-        <w:ind w:left="3840" w:hanging="480"/>
-      </w:pPr>
-    </w:lvl>
-    <w:lvl w:ilvl="8" w:tplc="0409001B" w:tentative="1">
-      <w:start w:val="1"/>
-      <w:numFmt w:val="lowerRoman"/>
-      <w:lvlText w:val="%9."/>
-      <w:lvlJc w:val="right"/>
-      <w:pPr>
-        <w:ind w:left="4320" w:hanging="480"/>
-      </w:pPr>
-    </w:lvl>
-  </w:abstractNum>
-  <w:abstractNum w:abstractNumId="3">
-    <w:nsid w:val="63AC7FD9"/>
-    <w:multiLevelType w:val="hybridMultilevel"/>
-    <w:tmpl w:val="F65483E6"/>
-    <w:lvl w:ilvl="0" w:tplc="B4B03AC6">
-      <w:start w:val="1"/>
-      <w:numFmt w:val="decimal"/>
-      <w:lvlText w:val="%1."/>
-      <w:lvlJc w:val="left"/>
-      <w:pPr>
-        <w:ind w:left="360" w:hanging="360"/>
-      </w:pPr>
-      <w:rPr>
-        <w:rFonts w:hint="eastAsia"/>
-      </w:rPr>
-    </w:lvl>
-    <w:lvl w:ilvl="1" w:tplc="04090019" w:tentative="1">
-      <w:start w:val="1"/>
-      <w:numFmt w:val="lowerLetter"/>
-      <w:lvlText w:val="%2)"/>
-      <w:lvlJc w:val="left"/>
-      <w:pPr>
-        <w:ind w:left="960" w:hanging="480"/>
-      </w:pPr>
-    </w:lvl>
-    <w:lvl w:ilvl="2" w:tplc="0409001B" w:tentative="1">
-      <w:start w:val="1"/>
-      <w:numFmt w:val="lowerRoman"/>
-      <w:lvlText w:val="%3."/>
-      <w:lvlJc w:val="right"/>
-      <w:pPr>
-        <w:ind w:left="1440" w:hanging="480"/>
-      </w:pPr>
-    </w:lvl>
-    <w:lvl w:ilvl="3" w:tplc="0409000F" w:tentative="1">
-      <w:start w:val="1"/>
-      <w:numFmt w:val="decimal"/>
-      <w:lvlText w:val="%4."/>
-      <w:lvlJc w:val="left"/>
-      <w:pPr>
-        <w:ind w:left="1920" w:hanging="480"/>
-      </w:pPr>
-    </w:lvl>
-    <w:lvl w:ilvl="4" w:tplc="04090019" w:tentative="1">
-      <w:start w:val="1"/>
-      <w:numFmt w:val="lowerLetter"/>
-      <w:lvlText w:val="%5)"/>
-      <w:lvlJc w:val="left"/>
-      <w:pPr>
-        <w:ind w:left="2400" w:hanging="480"/>
-      </w:pPr>
-    </w:lvl>
-    <w:lvl w:ilvl="5" w:tplc="0409001B" w:tentative="1">
-      <w:start w:val="1"/>
-      <w:numFmt w:val="lowerRoman"/>
-      <w:lvlText w:val="%6."/>
-      <w:lvlJc w:val="right"/>
-      <w:pPr>
-        <w:ind w:left="2880" w:hanging="480"/>
-      </w:pPr>
-    </w:lvl>
-    <w:lvl w:ilvl="6" w:tplc="0409000F" w:tentative="1">
-      <w:start w:val="1"/>
-      <w:numFmt w:val="decimal"/>
-      <w:lvlText w:val="%7."/>
-      <w:lvlJc w:val="left"/>
-      <w:pPr>
-        <w:ind w:left="3360" w:hanging="480"/>
-      </w:pPr>
-    </w:lvl>
-    <w:lvl w:ilvl="7" w:tplc="04090019" w:tentative="1">
-      <w:start w:val="1"/>
-      <w:numFmt w:val="lowerLetter"/>
-      <w:lvlText w:val="%8)"/>
-      <w:lvlJc w:val="left"/>
-      <w:pPr>
-        <w:ind w:left="3840" w:hanging="480"/>
-      </w:pPr>
-    </w:lvl>
-    <w:lvl w:ilvl="8" w:tplc="0409001B" w:tentative="1">
-      <w:start w:val="1"/>
-      <w:numFmt w:val="lowerRoman"/>
-      <w:lvlText w:val="%9."/>
-      <w:lvlJc w:val="right"/>
-      <w:pPr>
-        <w:ind w:left="4320" w:hanging="480"/>
-      </w:pPr>
-    </w:lvl>
-  </w:abstractNum>
-  <w:abstractNum w:abstractNumId="4">
-    <w:nsid w:val="68E7376B"/>
-    <w:multiLevelType w:val="multilevel"/>
-    <w:tmpl w:val="385ED288"/>
-    <w:lvl w:ilvl="0">
-      <w:start w:val="1"/>
-      <w:numFmt w:val="decimal"/>
-      <w:lvlText w:val="%1."/>
-      <w:lvlJc w:val="left"/>
-      <w:pPr>
-        <w:ind w:left="360" w:hanging="360"/>
-      </w:pPr>
-      <w:rPr>
-        <w:rFonts w:hint="eastAsia"/>
-      </w:rPr>
-    </w:lvl>
-    <w:lvl w:ilvl="1">
-      <w:start w:val="1"/>
-      <w:numFmt w:val="lowerLetter"/>
-      <w:lvlText w:val="%2)"/>
-      <w:lvlJc w:val="left"/>
-      <w:pPr>
-        <w:ind w:left="960" w:hanging="480"/>
-      </w:pPr>
-    </w:lvl>
-    <w:lvl w:ilvl="2">
-      <w:start w:val="1"/>
-      <w:numFmt w:val="lowerRoman"/>
-      <w:lvlText w:val="%3."/>
-      <w:lvlJc w:val="right"/>
-      <w:pPr>
-        <w:ind w:left="1440" w:hanging="480"/>
-      </w:pPr>
-    </w:lvl>
-    <w:lvl w:ilvl="3">
-      <w:start w:val="1"/>
-      <w:numFmt w:val="decimal"/>
-      <w:lvlText w:val="%4."/>
-      <w:lvlJc w:val="left"/>
-      <w:pPr>
-        <w:ind w:left="1920" w:hanging="480"/>
-      </w:pPr>
-    </w:lvl>
-    <w:lvl w:ilvl="4">
-      <w:start w:val="1"/>
-      <w:numFmt w:val="lowerLetter"/>
-      <w:lvlText w:val="%5)"/>
-      <w:lvlJc w:val="left"/>
-      <w:pPr>
-        <w:ind w:left="2400" w:hanging="480"/>
-      </w:pPr>
-    </w:lvl>
-    <w:lvl w:ilvl="5">
-      <w:start w:val="1"/>
-      <w:numFmt w:val="lowerRoman"/>
-      <w:lvlText w:val="%6."/>
-      <w:lvlJc w:val="right"/>
-      <w:pPr>
-        <w:ind w:left="2880" w:hanging="480"/>
-      </w:pPr>
-    </w:lvl>
-    <w:lvl w:ilvl="6">
-      <w:start w:val="1"/>
-      <w:numFmt w:val="decimal"/>
-      <w:lvlText w:val="%7."/>
-      <w:lvlJc w:val="left"/>
-      <w:pPr>
-        <w:ind w:left="3360" w:hanging="480"/>
-      </w:pPr>
-    </w:lvl>
-    <w:lvl w:ilvl="7">
-      <w:start w:val="1"/>
-      <w:numFmt w:val="lowerLetter"/>
-      <w:lvlText w:val="%8)"/>
-      <w:lvlJc w:val="left"/>
-      <w:pPr>
-        <w:ind w:left="3840" w:hanging="480"/>
-      </w:pPr>
-    </w:lvl>
-    <w:lvl w:ilvl="8">
-      <w:start w:val="1"/>
-      <w:numFmt w:val="lowerRoman"/>
-      <w:lvlText w:val="%9."/>
-      <w:lvlJc w:val="right"/>
-      <w:pPr>
-        <w:ind w:left="4320" w:hanging="480"/>
-      </w:pPr>
-    </w:lvl>
-  </w:abstractNum>
   <w:num w:numId="1">
-    <w:abstractNumId w:val="1"/>
-  </w:num>
-  <w:num w:numId="2">
     <w:abstractNumId w:val="0"/>
-  </w:num>
-  <w:num w:numId="3">
-    <w:abstractNumId w:val="3"/>
-  </w:num>
-  <w:num w:numId="4">
-    <w:abstractNumId w:val="4"/>
-  </w:num>
-  <w:num w:numId="5">
-    <w:abstractNumId w:val="2"/>
   </w:num>
 </w:numbering>
 </file>
 
 <file path=word/styles.xml><?xml version="1.0" encoding="utf-8"?>
-<w:styles xmlns:mc="http://schemas.openxmlformats.org/markup-compatibility/2006" xmlns:r="http://schemas.openxmlformats.org/officeDocument/2006/relationships" xmlns:w="http://schemas.openxmlformats.org/wordprocessingml/2006/main" xmlns:w14="http://schemas.microsoft.com/office/word/2010/wordml" mc:Ignorable="w14">
+<w:styles xmlns:mc="http://schemas.openxmlformats.org/markup-compatibility/2006" xmlns:o="urn:schemas-microsoft-com:office:office" xmlns:r="http://schemas.openxmlformats.org/officeDocument/2006/relationships" xmlns:m="http://schemas.openxmlformats.org/officeDocument/2006/math" xmlns:v="urn:schemas-microsoft-com:vml" xmlns:w="http://schemas.openxmlformats.org/wordprocessingml/2006/main" xmlns:w14="http://schemas.microsoft.com/office/word/2010/wordml" xmlns:w10="urn:schemas-microsoft-com:office:word" xmlns:sl="http://schemas.openxmlformats.org/schemaLibrary/2006/main" mc:Ignorable="w14">
   <w:docDefaults>
     <w:rPrDefault>
       <w:rPr>
-        <w:rFonts w:asciiTheme="minorHAnsi" w:eastAsiaTheme="minorEastAsia" w:hAnsiTheme="minorHAnsi" w:cstheme="minorBidi"/>
-        <w:kern w:val="2"/>
-        <w:sz w:val="24"/>
-        <w:szCs w:val="24"/>
-        <w:lang w:val="en-US" w:eastAsia="zh-CN" w:bidi="ar-SA"/>
+        <w:rFonts w:asciiTheme="minorHAnsi" w:hAnsiTheme="minorHAnsi" w:eastAsiaTheme="minorEastAsia" w:cstheme="minorBidi"/>
       </w:rPr>
     </w:rPrDefault>
-    <w:pPrDefault/>
   </w:docDefaults>
-  <w:latentStyles w:defLockedState="0" w:defUIPriority="99" w:defSemiHidden="1" w:defUnhideWhenUsed="1" w:defQFormat="0" w:count="276">
-    <w:lsdException w:name="Normal" w:semiHidden="0" w:uiPriority="0" w:unhideWhenUsed="0" w:qFormat="1"/>
-    <w:lsdException w:name="heading 1" w:semiHidden="0" w:uiPriority="9" w:unhideWhenUsed="0" w:qFormat="1"/>
-    <w:lsdException w:name="heading 2" w:uiPriority="9" w:qFormat="1"/>
-    <w:lsdException w:name="heading 3" w:uiPriority="9" w:qFormat="1"/>
-    <w:lsdException w:name="heading 4" w:uiPriority="9" w:qFormat="1"/>
-    <w:lsdException w:name="heading 5" w:uiPriority="9" w:qFormat="1"/>
-    <w:lsdException w:name="heading 6" w:uiPriority="9" w:qFormat="1"/>
-    <w:lsdException w:name="heading 7" w:uiPriority="9" w:qFormat="1"/>
-    <w:lsdException w:name="heading 8" w:uiPriority="9" w:qFormat="1"/>
-    <w:lsdException w:name="heading 9" w:uiPriority="9" w:qFormat="1"/>
-    <w:lsdException w:name="toc 1" w:uiPriority="39"/>
-    <w:lsdException w:name="toc 2" w:uiPriority="39"/>
-    <w:lsdException w:name="toc 3" w:uiPriority="39"/>
-    <w:lsdException w:name="toc 4" w:uiPriority="39"/>
-    <w:lsdException w:name="toc 5" w:uiPriority="39"/>
-    <w:lsdException w:name="toc 6" w:uiPriority="39"/>
-    <w:lsdException w:name="toc 7" w:uiPriority="39"/>
-    <w:lsdException w:name="toc 8" w:uiPriority="39"/>
-    <w:lsdException w:name="toc 9" w:uiPriority="39"/>
-    <w:lsdException w:name="caption" w:uiPriority="35" w:qFormat="1"/>
-    <w:lsdException w:name="Title" w:semiHidden="0" w:uiPriority="10" w:unhideWhenUsed="0" w:qFormat="1"/>
-    <w:lsdException w:name="Default Paragraph Font" w:uiPriority="1"/>
-    <w:lsdException w:name="Subtitle" w:semiHidden="0" w:uiPriority="11" w:unhideWhenUsed="0" w:qFormat="1"/>
-    <w:lsdException w:name="Strong" w:semiHidden="0" w:uiPriority="22" w:unhideWhenUsed="0" w:qFormat="1"/>
-    <w:lsdException w:name="Emphasis" w:semiHidden="0" w:uiPriority="20" w:unhideWhenUsed="0" w:qFormat="1"/>
-    <w:lsdException w:name="Table Grid" w:semiHidden="0" w:uiPriority="59" w:unhideWhenUsed="0"/>
-    <w:lsdException w:name="Placeholder Text" w:unhideWhenUsed="0"/>
-    <w:lsdException w:name="No Spacing" w:semiHidden="0" w:uiPriority="1" w:unhideWhenUsed="0" w:qFormat="1"/>
-    <w:lsdException w:name="Light Shading" w:semiHidden="0" w:uiPriority="60" w:unhideWhenUsed="0"/>
-    <w:lsdException w:name="Light List" w:semiHidden="0" w:uiPriority="61" w:unhideWhenUsed="0"/>
-    <w:lsdException w:name="Light Grid" w:semiHidden="0" w:uiPriority="62" w:unhideWhenUsed="0"/>
-    <w:lsdException w:name="Medium Shading 1" w:semiHidden="0" w:uiPriority="63" w:unhideWhenUsed="0"/>
-    <w:lsdException w:name="Medium Shading 2" w:semiHidden="0" w:uiPriority="64" w:unhideWhenUsed="0"/>
-    <w:lsdException w:name="Medium List 1" w:semiHidden="0" w:uiPriority="65" w:unhideWhenUsed="0"/>
-    <w:lsdException w:name="Medium List 2" w:semiHidden="0" w:uiPriority="66" w:unhideWhenUsed="0"/>
-    <w:lsdException w:name="Medium Grid 1" w:semiHidden="0" w:uiPriority="67" w:unhideWhenUsed="0"/>
-    <w:lsdException w:name="Medium Grid 2" w:semiHidden="0" w:uiPriority="68" w:unhideWhenUsed="0"/>
-    <w:lsdException w:name="Medium Grid 3" w:semiHidden="0" w:uiPriority="69" w:unhideWhenUsed="0"/>
-    <w:lsdException w:name="Dark List" w:semiHidden="0" w:uiPriority="70" w:unhideWhenUsed="0"/>
-    <w:lsdException w:name="Colorful Shading" w:semiHidden="0" w:uiPriority="71" w:unhideWhenUsed="0"/>
-    <w:lsdException w:name="Colorful List" w:semiHidden="0" w:uiPriority="72" w:unhideWhenUsed="0"/>
-    <w:lsdException w:name="Colorful Grid" w:semiHidden="0" w:uiPriority="73" w:unhideWhenUsed="0"/>
-    <w:lsdException w:name="Light Shading Accent 1" w:semiHidden="0" w:uiPriority="60" w:unhideWhenUsed="0"/>
-    <w:lsdException w:name="Light List Accent 1" w:semiHidden="0" w:uiPriority="61" w:unhideWhenUsed="0"/>
-    <w:lsdException w:name="Light Grid Accent 1" w:semiHidden="0" w:uiPriority="62" w:unhideWhenUsed="0"/>
-    <w:lsdException w:name="Medium Shading 1 Accent 1" w:semiHidden="0" w:uiPriority="63" w:unhideWhenUsed="0"/>
-    <w:lsdException w:name="Medium Shading 2 Accent 1" w:semiHidden="0" w:uiPriority="64" w:unhideWhenUsed="0"/>
-    <w:lsdException w:name="Medium List 1 Accent 1" w:semiHidden="0" w:uiPriority="65" w:unhideWhenUsed="0"/>
-    <w:lsdException w:name="Revision" w:unhideWhenUsed="0"/>
-    <w:lsdException w:name="List Paragraph" w:semiHidden="0" w:uiPriority="34" w:unhideWhenUsed="0" w:qFormat="1"/>
-    <w:lsdException w:name="Quote" w:semiHidden="0" w:uiPriority="29" w:unhideWhenUsed="0" w:qFormat="1"/>
-    <w:lsdException w:name="Intense Quote" w:semiHidden="0" w:uiPriority="30" w:unhideWhenUsed="0" w:qFormat="1"/>
-    <w:lsdException w:name="Medium List 2 Accent 1" w:semiHidden="0" w:uiPriority="66" w:unhideWhenUsed="0"/>
-    <w:lsdException w:name="Medium Grid 1 Accent 1" w:semiHidden="0" w:uiPriority="67" w:unhideWhenUsed="0"/>
-    <w:lsdException w:name="Medium Grid 2 Accent 1" w:semiHidden="0" w:uiPriority="68" w:unhideWhenUsed="0"/>
-    <w:lsdException w:name="Medium Grid 3 Accent 1" w:semiHidden="0" w:uiPriority="69" w:unhideWhenUsed="0"/>
-    <w:lsdException w:name="Dark List Accent 1" w:semiHidden="0" w:uiPriority="70" w:unhideWhenUsed="0"/>
-    <w:lsdException w:name="Colorful Shading Accent 1" w:semiHidden="0" w:uiPriority="71" w:unhideWhenUsed="0"/>
-    <w:lsdException w:name="Colorful List Accent 1" w:semiHidden="0" w:uiPriority="72" w:unhideWhenUsed="0"/>
-    <w:lsdException w:name="Colorful Grid Accent 1" w:semiHidden="0" w:uiPriority="73" w:unhideWhenUsed="0"/>
-    <w:lsdException w:name="Light Shading Accent 2" w:semiHidden="0" w:uiPriority="60" w:unhideWhenUsed="0"/>
-    <w:lsdException w:name="Light List Accent 2" w:semiHidden="0" w:uiPriority="61" w:unhideWhenUsed="0"/>
-    <w:lsdException w:name="Light Grid Accent 2" w:semiHidden="0" w:uiPriority="62" w:unhideWhenUsed="0"/>
-    <w:lsdException w:name="Medium Shading 1 Accent 2" w:semiHidden="0" w:uiPriority="63" w:unhideWhenUsed="0"/>
-    <w:lsdException w:name="Medium Shading 2 Accent 2" w:semiHidden="0" w:uiPriority="64" w:unhideWhenUsed="0"/>
-    <w:lsdException w:name="Medium List 1 Accent 2" w:semiHidden="0" w:uiPriority="65" w:unhideWhenUsed="0"/>
-    <w:lsdException w:name="Medium List 2 Accent 2" w:semiHidden="0" w:uiPriority="66" w:unhideWhenUsed="0"/>
-    <w:lsdException w:name="Medium Grid 1 Accent 2" w:semiHidden="0" w:uiPriority="67" w:unhideWhenUsed="0"/>
-    <w:lsdException w:name="Medium Grid 2 Accent 2" w:semiHidden="0" w:uiPriority="68" w:unhideWhenUsed="0"/>
-    <w:lsdException w:name="Medium Grid 3 Accent 2" w:semiHidden="0" w:uiPriority="69" w:unhideWhenUsed="0"/>
-    <w:lsdException w:name="Dark List Accent 2" w:semiHidden="0" w:uiPriority="70" w:unhideWhenUsed="0"/>
-    <w:lsdException w:name="Colorful Shading Accent 2" w:semiHidden="0" w:uiPriority="71" w:unhideWhenUsed="0"/>
-    <w:lsdException w:name="Colorful List Accent 2" w:semiHidden="0" w:uiPriority="72" w:unhideWhenUsed="0"/>
-    <w:lsdException w:name="Colorful Grid Accent 2" w:semiHidden="0" w:uiPriority="73" w:unhideWhenUsed="0"/>
-    <w:lsdException w:name="Light Shading Accent 3" w:semiHidden="0" w:uiPriority="60" w:unhideWhenUsed="0"/>
-    <w:lsdException w:name="Light List Accent 3" w:semiHidden="0" w:uiPriority="61" w:unhideWhenUsed="0"/>
-    <w:lsdException w:name="Light Grid Accent 3" w:semiHidden="0" w:uiPriority="62" w:unhideWhenUsed="0"/>
-    <w:lsdException w:name="Medium Shading 1 Accent 3" w:semiHidden="0" w:uiPriority="63" w:unhideWhenUsed="0"/>
-    <w:lsdException w:name="Medium Shading 2 Accent 3" w:semiHidden="0" w:uiPriority="64" w:unhideWhenUsed="0"/>
-    <w:lsdException w:name="Medium List 1 Accent 3" w:semiHidden="0" w:uiPriority="65" w:unhideWhenUsed="0"/>
-    <w:lsdException w:name="Medium List 2 Accent 3" w:semiHidden="0" w:uiPriority="66" w:unhideWhenUsed="0"/>
-    <w:lsdException w:name="Medium Grid 1 Accent 3" w:semiHidden="0" w:uiPriority="67" w:unhideWhenUsed="0"/>
-    <w:lsdException w:name="Medium Grid 2 Accent 3" w:semiHidden="0" w:uiPriority="68" w:unhideWhenUsed="0"/>
-    <w:lsdException w:name="Medium Grid 3 Accent 3" w:semiHidden="0" w:uiPriority="69" w:unhideWhenUsed="0"/>
-    <w:lsdException w:name="Dark List Accent 3" w:semiHidden="0" w:uiPriority="70" w:unhideWhenUsed="0"/>
-    <w:lsdException w:name="Colorful Shading Accent 3" w:semiHidden="0" w:uiPriority="71" w:unhideWhenUsed="0"/>
-    <w:lsdException w:name="Colorful List Accent 3" w:semiHidden="0" w:uiPriority="72" w:unhideWhenUsed="0"/>
-    <w:lsdException w:name="Colorful Grid Accent 3" w:semiHidden="0" w:uiPriority="73" w:unhideWhenUsed="0"/>
-    <w:lsdException w:name="Light Shading Accent 4" w:semiHidden="0" w:uiPriority="60" w:unhideWhenUsed="0"/>
-    <w:lsdException w:name="Light List Accent 4" w:semiHidden="0" w:uiPriority="61" w:unhideWhenUsed="0"/>
-    <w:lsdException w:name="Light Grid Accent 4" w:semiHidden="0" w:uiPriority="62" w:unhideWhenUsed="0"/>
-    <w:lsdException w:name="Medium Shading 1 Accent 4" w:semiHidden="0" w:uiPriority="63" w:unhideWhenUsed="0"/>
-    <w:lsdException w:name="Medium Shading 2 Accent 4" w:semiHidden="0" w:uiPriority="64" w:unhideWhenUsed="0"/>
-    <w:lsdException w:name="Medium List 1 Accent 4" w:semiHidden="0" w:uiPriority="65" w:unhideWhenUsed="0"/>
-    <w:lsdException w:name="Medium List 2 Accent 4" w:semiHidden="0" w:uiPriority="66" w:unhideWhenUsed="0"/>
-    <w:lsdException w:name="Medium Grid 1 Accent 4" w:semiHidden="0" w:uiPriority="67" w:unhideWhenUsed="0"/>
-    <w:lsdException w:name="Medium Grid 2 Accent 4" w:semiHidden="0" w:uiPriority="68" w:unhideWhenUsed="0"/>
-    <w:lsdException w:name="Medium Grid 3 Accent 4" w:semiHidden="0" w:uiPriority="69" w:unhideWhenUsed="0"/>
-    <w:lsdException w:name="Dark List Accent 4" w:semiHidden="0" w:uiPriority="70" w:unhideWhenUsed="0"/>
-    <w:lsdException w:name="Colorful Shading Accent 4" w:semiHidden="0" w:uiPriority="71" w:unhideWhenUsed="0"/>
-    <w:lsdException w:name="Colorful List Accent 4" w:semiHidden="0" w:uiPriority="72" w:unhideWhenUsed="0"/>
-    <w:lsdException w:name="Colorful Grid Accent 4" w:semiHidden="0" w:uiPriority="73" w:unhideWhenUsed="0"/>
-    <w:lsdException w:name="Light Shading Accent 5" w:semiHidden="0" w:uiPriority="60" w:unhideWhenUsed="0"/>
-    <w:lsdException w:name="Light List Accent 5" w:semiHidden="0" w:uiPriority="61" w:unhideWhenUsed="0"/>
-    <w:lsdException w:name="Light Grid Accent 5" w:semiHidden="0" w:uiPriority="62" w:unhideWhenUsed="0"/>
-    <w:lsdException w:name="Medium Shading 1 Accent 5" w:semiHidden="0" w:uiPriority="63" w:unhideWhenUsed="0"/>
-    <w:lsdException w:name="Medium Shading 2 Accent 5" w:semiHidden="0" w:uiPriority="64" w:unhideWhenUsed="0"/>
-    <w:lsdException w:name="Medium List 1 Accent 5" w:semiHidden="0" w:uiPriority="65" w:unhideWhenUsed="0"/>
-    <w:lsdException w:name="Medium List 2 Accent 5" w:semiHidden="0" w:uiPriority="66" w:unhideWhenUsed="0"/>
-    <w:lsdException w:name="Medium Grid 1 Accent 5" w:semiHidden="0" w:uiPriority="67" w:unhideWhenUsed="0"/>
-    <w:lsdException w:name="Medium Grid 2 Accent 5" w:semiHidden="0" w:uiPriority="68" w:unhideWhenUsed="0"/>
-    <w:lsdException w:name="Medium Grid 3 Accent 5" w:semiHidden="0" w:uiPriority="69" w:unhideWhenUsed="0"/>
-    <w:lsdException w:name="Dark List Accent 5" w:semiHidden="0" w:uiPriority="70" w:unhideWhenUsed="0"/>
-    <w:lsdException w:name="Colorful Shading Accent 5" w:semiHidden="0" w:uiPriority="71" w:unhideWhenUsed="0"/>
-    <w:lsdException w:name="Colorful List Accent 5" w:semiHidden="0" w:uiPriority="72" w:unhideWhenUsed="0"/>
-    <w:lsdException w:name="Colorful Grid Accent 5" w:semiHidden="0" w:uiPriority="73" w:unhideWhenUsed="0"/>
-    <w:lsdException w:name="Light Shading Accent 6" w:semiHidden="0" w:uiPriority="60" w:unhideWhenUsed="0"/>
-    <w:lsdException w:name="Light List Accent 6" w:semiHidden="0" w:uiPriority="61" w:unhideWhenUsed="0"/>
-    <w:lsdException w:name="Light Grid Accent 6" w:semiHidden="0" w:uiPriority="62" w:unhideWhenUsed="0"/>
-    <w:lsdException w:name="Medium Shading 1 Accent 6" w:semiHidden="0" w:uiPriority="63" w:unhideWhenUsed="0"/>
-    <w:lsdException w:name="Medium Shading 2 Accent 6" w:semiHidden="0" w:uiPriority="64" w:unhideWhenUsed="0"/>
-    <w:lsdException w:name="Medium List 1 Accent 6" w:semiHidden="0" w:uiPriority="65" w:unhideWhenUsed="0"/>
-    <w:lsdException w:name="Medium List 2 Accent 6" w:semiHidden="0" w:uiPriority="66" w:unhideWhenUsed="0"/>
-    <w:lsdException w:name="Medium Grid 1 Accent 6" w:semiHidden="0" w:uiPriority="67" w:unhideWhenUsed="0"/>
-    <w:lsdException w:name="Medium Grid 2 Accent 6" w:semiHidden="0" w:uiPriority="68" w:unhideWhenUsed="0"/>
-    <w:lsdException w:name="Medium Grid 3 Accent 6" w:semiHidden="0" w:uiPriority="69" w:unhideWhenUsed="0"/>
-    <w:lsdException w:name="Dark List Accent 6" w:semiHidden="0" w:uiPriority="70" w:unhideWhenUsed="0"/>
-    <w:lsdException w:name="Colorful Shading Accent 6" w:semiHidden="0" w:uiPriority="71" w:unhideWhenUsed="0"/>
-    <w:lsdException w:name="Colorful List Accent 6" w:semiHidden="0" w:uiPriority="72" w:unhideWhenUsed="0"/>
-    <w:lsdException w:name="Colorful Grid Accent 6" w:semiHidden="0" w:uiPriority="73" w:unhideWhenUsed="0"/>
-    <w:lsdException w:name="Subtle Emphasis" w:semiHidden="0" w:uiPriority="19" w:unhideWhenUsed="0" w:qFormat="1"/>
-    <w:lsdException w:name="Intense Emphasis" w:semiHidden="0" w:uiPriority="21" w:unhideWhenUsed="0" w:qFormat="1"/>
-    <w:lsdException w:name="Subtle Reference" w:semiHidden="0" w:uiPriority="31" w:unhideWhenUsed="0" w:qFormat="1"/>
-    <w:lsdException w:name="Intense Reference" w:semiHidden="0" w:uiPriority="32" w:unhideWhenUsed="0" w:qFormat="1"/>
-    <w:lsdException w:name="Book Title" w:semiHidden="0" w:uiPriority="33" w:unhideWhenUsed="0" w:qFormat="1"/>
-    <w:lsdException w:name="Bibliography" w:uiPriority="37"/>
-    <w:lsdException w:name="TOC Heading" w:uiPriority="39" w:qFormat="1"/>
+  <w:latentStyles w:count="260" w:defQFormat="0" w:defUnhideWhenUsed="1" w:defSemiHidden="1" w:defUIPriority="99" w:defLockedState="0">
+    <w:lsdException w:qFormat="1" w:unhideWhenUsed="0" w:uiPriority="0" w:semiHidden="0" w:name="Normal"/>
+    <w:lsdException w:qFormat="1" w:unhideWhenUsed="0" w:uiPriority="9" w:semiHidden="0" w:name="heading 1"/>
+    <w:lsdException w:qFormat="1" w:uiPriority="9" w:name="heading 2"/>
+    <w:lsdException w:qFormat="1" w:uiPriority="9" w:name="heading 3"/>
+    <w:lsdException w:qFormat="1" w:uiPriority="9" w:name="heading 4"/>
+    <w:lsdException w:qFormat="1" w:uiPriority="9" w:name="heading 5"/>
+    <w:lsdException w:qFormat="1" w:uiPriority="9" w:name="heading 6"/>
+    <w:lsdException w:qFormat="1" w:uiPriority="9" w:name="heading 7"/>
+    <w:lsdException w:qFormat="1" w:uiPriority="9" w:name="heading 8"/>
+    <w:lsdException w:qFormat="1" w:uiPriority="9" w:name="heading 9"/>
+    <w:lsdException w:uiPriority="99" w:name="index 1"/>
+    <w:lsdException w:uiPriority="99" w:name="index 2"/>
+    <w:lsdException w:uiPriority="99" w:name="index 3"/>
+    <w:lsdException w:uiPriority="99" w:name="index 4"/>
+    <w:lsdException w:uiPriority="99" w:name="index 5"/>
+    <w:lsdException w:uiPriority="99" w:name="index 6"/>
+    <w:lsdException w:uiPriority="99" w:name="index 7"/>
+    <w:lsdException w:uiPriority="99" w:name="index 8"/>
+    <w:lsdException w:uiPriority="99" w:name="index 9"/>
+    <w:lsdException w:uiPriority="39" w:name="toc 1"/>
+    <w:lsdException w:uiPriority="39" w:name="toc 2"/>
+    <w:lsdException w:uiPriority="39" w:name="toc 3"/>
+    <w:lsdException w:uiPriority="39" w:name="toc 4"/>
+    <w:lsdException w:uiPriority="39" w:name="toc 5"/>
+    <w:lsdException w:uiPriority="39" w:name="toc 6"/>
+    <w:lsdException w:uiPriority="39" w:name="toc 7"/>
+    <w:lsdException w:uiPriority="39" w:name="toc 8"/>
+    <w:lsdException w:uiPriority="39" w:name="toc 9"/>
+    <w:lsdException w:uiPriority="99" w:name="Normal Indent"/>
+    <w:lsdException w:uiPriority="99" w:name="footnote text"/>
+    <w:lsdException w:uiPriority="99" w:name="annotation text"/>
+    <w:lsdException w:uiPriority="99" w:name="header"/>
+    <w:lsdException w:uiPriority="99" w:name="footer"/>
+    <w:lsdException w:uiPriority="99" w:name="index heading"/>
+    <w:lsdException w:qFormat="1" w:uiPriority="35" w:name="caption"/>
+    <w:lsdException w:uiPriority="99" w:name="table of figures"/>
+    <w:lsdException w:uiPriority="99" w:name="envelope address"/>
+    <w:lsdException w:uiPriority="99" w:name="envelope return"/>
+    <w:lsdException w:uiPriority="99" w:name="footnote reference"/>
+    <w:lsdException w:uiPriority="99" w:name="annotation reference"/>
+    <w:lsdException w:uiPriority="99" w:name="line number"/>
+    <w:lsdException w:uiPriority="99" w:name="page number"/>
+    <w:lsdException w:uiPriority="99" w:name="endnote reference"/>
+    <w:lsdException w:uiPriority="99" w:name="endnote text"/>
+    <w:lsdException w:uiPriority="99" w:name="table of authorities"/>
+    <w:lsdException w:uiPriority="99" w:name="macro"/>
+    <w:lsdException w:uiPriority="99" w:name="toa heading"/>
+    <w:lsdException w:uiPriority="99" w:name="List"/>
+    <w:lsdException w:uiPriority="99" w:name="List Bullet"/>
+    <w:lsdException w:uiPriority="99" w:name="List Number"/>
+    <w:lsdException w:uiPriority="99" w:name="List 2"/>
+    <w:lsdException w:uiPriority="99" w:name="List 3"/>
+    <w:lsdException w:uiPriority="99" w:name="List 4"/>
+    <w:lsdException w:uiPriority="99" w:name="List 5"/>
+    <w:lsdException w:uiPriority="99" w:name="List Bullet 2"/>
+    <w:lsdException w:uiPriority="99" w:name="List Bullet 3"/>
+    <w:lsdException w:uiPriority="99" w:name="List Bullet 4"/>
+    <w:lsdException w:uiPriority="99" w:name="List Bullet 5"/>
+    <w:lsdException w:uiPriority="99" w:name="List Number 2"/>
+    <w:lsdException w:uiPriority="99" w:name="List Number 3"/>
+    <w:lsdException w:uiPriority="99" w:name="List Number 4"/>
+    <w:lsdException w:uiPriority="99" w:name="List Number 5"/>
+    <w:lsdException w:qFormat="1" w:unhideWhenUsed="0" w:uiPriority="10" w:semiHidden="0" w:name="Title"/>
+    <w:lsdException w:uiPriority="99" w:name="Closing"/>
+    <w:lsdException w:uiPriority="99" w:name="Signature"/>
+    <w:lsdException w:uiPriority="1" w:name="Default Paragraph Font"/>
+    <w:lsdException w:uiPriority="99" w:name="Body Text"/>
+    <w:lsdException w:uiPriority="99" w:name="Body Text Indent"/>
+    <w:lsdException w:uiPriority="99" w:name="List Continue"/>
+    <w:lsdException w:uiPriority="99" w:name="List Continue 2"/>
+    <w:lsdException w:uiPriority="99" w:name="List Continue 3"/>
+    <w:lsdException w:uiPriority="99" w:name="List Continue 4"/>
+    <w:lsdException w:uiPriority="99" w:name="List Continue 5"/>
+    <w:lsdException w:uiPriority="99" w:name="Message Header"/>
+    <w:lsdException w:qFormat="1" w:unhideWhenUsed="0" w:uiPriority="11" w:semiHidden="0" w:name="Subtitle"/>
+    <w:lsdException w:uiPriority="99" w:name="Salutation"/>
+    <w:lsdException w:uiPriority="99" w:name="Date"/>
+    <w:lsdException w:uiPriority="99" w:name="Body Text First Indent"/>
+    <w:lsdException w:uiPriority="99" w:name="Body Text First Indent 2"/>
+    <w:lsdException w:uiPriority="99" w:name="Note Heading"/>
+    <w:lsdException w:uiPriority="99" w:name="Body Text 2"/>
+    <w:lsdException w:uiPriority="99" w:name="Body Text 3"/>
+    <w:lsdException w:uiPriority="99" w:name="Body Text Indent 2"/>
+    <w:lsdException w:uiPriority="99" w:name="Body Text Indent 3"/>
+    <w:lsdException w:uiPriority="99" w:name="Block Text"/>
+    <w:lsdException w:uiPriority="99" w:name="Hyperlink"/>
+    <w:lsdException w:uiPriority="99" w:name="FollowedHyperlink"/>
+    <w:lsdException w:qFormat="1" w:unhideWhenUsed="0" w:uiPriority="22" w:semiHidden="0" w:name="Strong"/>
+    <w:lsdException w:qFormat="1" w:unhideWhenUsed="0" w:uiPriority="20" w:semiHidden="0" w:name="Emphasis"/>
+    <w:lsdException w:uiPriority="99" w:name="Document Map"/>
+    <w:lsdException w:uiPriority="99" w:name="Plain Text"/>
+    <w:lsdException w:uiPriority="99" w:name="E-mail Signature"/>
+    <w:lsdException w:uiPriority="99" w:name="Normal (Web)"/>
+    <w:lsdException w:uiPriority="99" w:name="HTML Acronym"/>
+    <w:lsdException w:uiPriority="99" w:name="HTML Address"/>
+    <w:lsdException w:uiPriority="99" w:name="HTML Cite"/>
+    <w:lsdException w:uiPriority="99" w:name="HTML Code"/>
+    <w:lsdException w:uiPriority="99" w:name="HTML Definition"/>
+    <w:lsdException w:uiPriority="99" w:name="HTML Keyboard"/>
+    <w:lsdException w:uiPriority="99" w:name="HTML Preformatted"/>
+    <w:lsdException w:uiPriority="99" w:name="HTML Sample"/>
+    <w:lsdException w:uiPriority="99" w:name="HTML Typewriter"/>
+    <w:lsdException w:uiPriority="99" w:name="HTML Variable"/>
+    <w:lsdException w:qFormat="1" w:uiPriority="99" w:name="Normal Table"/>
+    <w:lsdException w:uiPriority="99" w:name="annotation subject"/>
+    <w:lsdException w:uiPriority="99" w:name="Table Simple 1"/>
+    <w:lsdException w:uiPriority="99" w:name="Table Simple 2"/>
+    <w:lsdException w:uiPriority="99" w:name="Table Simple 3"/>
+    <w:lsdException w:uiPriority="99" w:name="Table Classic 1"/>
+    <w:lsdException w:uiPriority="99" w:name="Table Classic 2"/>
+    <w:lsdException w:uiPriority="99" w:name="Table Classic 3"/>
+    <w:lsdException w:uiPriority="99" w:name="Table Classic 4"/>
+    <w:lsdException w:uiPriority="99" w:name="Table Colorful 1"/>
+    <w:lsdException w:uiPriority="99" w:name="Table Colorful 2"/>
+    <w:lsdException w:uiPriority="99" w:name="Table Colorful 3"/>
+    <w:lsdException w:uiPriority="99" w:name="Table Columns 1"/>
+    <w:lsdException w:uiPriority="99" w:name="Table Columns 2"/>
+    <w:lsdException w:uiPriority="99" w:name="Table Columns 3"/>
+    <w:lsdException w:uiPriority="99" w:name="Table Columns 4"/>
+    <w:lsdException w:uiPriority="99" w:name="Table Columns 5"/>
+    <w:lsdException w:uiPriority="99" w:name="Table Grid 1"/>
+    <w:lsdException w:uiPriority="99" w:name="Table Grid 2"/>
+    <w:lsdException w:uiPriority="99" w:name="Table Grid 3"/>
+    <w:lsdException w:uiPriority="99" w:name="Table Grid 4"/>
+    <w:lsdException w:uiPriority="99" w:name="Table Grid 5"/>
+    <w:lsdException w:uiPriority="99" w:name="Table Grid 6"/>
+    <w:lsdException w:uiPriority="99" w:name="Table Grid 7"/>
+    <w:lsdException w:uiPriority="99" w:name="Table Grid 8"/>
+    <w:lsdException w:uiPriority="99" w:name="Table List 1"/>
+    <w:lsdException w:uiPriority="99" w:name="Table List 2"/>
+    <w:lsdException w:uiPriority="99" w:name="Table List 3"/>
+    <w:lsdException w:uiPriority="99" w:name="Table List 4"/>
+    <w:lsdException w:uiPriority="99" w:name="Table List 5"/>
+    <w:lsdException w:uiPriority="99" w:name="Table List 6"/>
+    <w:lsdException w:uiPriority="99" w:name="Table List 7"/>
+    <w:lsdException w:uiPriority="99" w:name="Table List 8"/>
+    <w:lsdException w:uiPriority="99" w:name="Table 3D effects 1"/>
+    <w:lsdException w:uiPriority="99" w:name="Table 3D effects 2"/>
+    <w:lsdException w:uiPriority="99" w:name="Table 3D effects 3"/>
+    <w:lsdException w:uiPriority="99" w:name="Table Contemporary"/>
+    <w:lsdException w:uiPriority="99" w:name="Table Elegant"/>
+    <w:lsdException w:uiPriority="99" w:name="Table Professional"/>
+    <w:lsdException w:uiPriority="99" w:name="Table Subtle 1"/>
+    <w:lsdException w:uiPriority="99" w:name="Table Subtle 2"/>
+    <w:lsdException w:uiPriority="99" w:name="Table Web 1"/>
+    <w:lsdException w:uiPriority="99" w:name="Table Web 2"/>
+    <w:lsdException w:uiPriority="99" w:name="Table Web 3"/>
+    <w:lsdException w:uiPriority="99" w:name="Balloon Text"/>
+    <w:lsdException w:unhideWhenUsed="0" w:uiPriority="59" w:semiHidden="0" w:name="Table Grid"/>
+    <w:lsdException w:uiPriority="99" w:name="Table Theme"/>
+    <w:lsdException w:unhideWhenUsed="0" w:uiPriority="60" w:semiHidden="0" w:name="Light Shading"/>
+    <w:lsdException w:unhideWhenUsed="0" w:uiPriority="61" w:semiHidden="0" w:name="Light List"/>
+    <w:lsdException w:unhideWhenUsed="0" w:uiPriority="62" w:semiHidden="0" w:name="Light Grid"/>
+    <w:lsdException w:unhideWhenUsed="0" w:uiPriority="63" w:semiHidden="0" w:name="Medium Shading 1"/>
+    <w:lsdException w:unhideWhenUsed="0" w:uiPriority="64" w:semiHidden="0" w:name="Medium Shading 2"/>
+    <w:lsdException w:unhideWhenUsed="0" w:uiPriority="65" w:semiHidden="0" w:name="Medium List 1"/>
+    <w:lsdException w:unhideWhenUsed="0" w:uiPriority="66" w:semiHidden="0" w:name="Medium List 2"/>
+    <w:lsdException w:unhideWhenUsed="0" w:uiPriority="67" w:semiHidden="0" w:name="Medium Grid 1"/>
+    <w:lsdException w:unhideWhenUsed="0" w:uiPriority="68" w:semiHidden="0" w:name="Medium Grid 2"/>
+    <w:lsdException w:unhideWhenUsed="0" w:uiPriority="69" w:semiHidden="0" w:name="Medium Grid 3"/>
+    <w:lsdException w:unhideWhenUsed="0" w:uiPriority="70" w:semiHidden="0" w:name="Dark List"/>
+    <w:lsdException w:unhideWhenUsed="0" w:uiPriority="71" w:semiHidden="0" w:name="Colorful Shading"/>
+    <w:lsdException w:unhideWhenUsed="0" w:uiPriority="72" w:semiHidden="0" w:name="Colorful List"/>
+    <w:lsdException w:unhideWhenUsed="0" w:uiPriority="73" w:semiHidden="0" w:name="Colorful Grid"/>
+    <w:lsdException w:unhideWhenUsed="0" w:uiPriority="60" w:semiHidden="0" w:name="Light Shading Accent 1"/>
+    <w:lsdException w:unhideWhenUsed="0" w:uiPriority="61" w:semiHidden="0" w:name="Light List Accent 1"/>
+    <w:lsdException w:unhideWhenUsed="0" w:uiPriority="62" w:semiHidden="0" w:name="Light Grid Accent 1"/>
+    <w:lsdException w:unhideWhenUsed="0" w:uiPriority="63" w:semiHidden="0" w:name="Medium Shading 1 Accent 1"/>
+    <w:lsdException w:unhideWhenUsed="0" w:uiPriority="64" w:semiHidden="0" w:name="Medium Shading 2 Accent 1"/>
+    <w:lsdException w:unhideWhenUsed="0" w:uiPriority="65" w:semiHidden="0" w:name="Medium List 1 Accent 1"/>
+    <w:lsdException w:qFormat="1" w:unhideWhenUsed="0" w:uiPriority="34" w:semiHidden="0" w:name="List Paragraph"/>
+    <w:lsdException w:unhideWhenUsed="0" w:uiPriority="66" w:semiHidden="0" w:name="Medium List 2 Accent 1"/>
+    <w:lsdException w:unhideWhenUsed="0" w:uiPriority="67" w:semiHidden="0" w:name="Medium Grid 1 Accent 1"/>
+    <w:lsdException w:unhideWhenUsed="0" w:uiPriority="68" w:semiHidden="0" w:name="Medium Grid 2 Accent 1"/>
+    <w:lsdException w:unhideWhenUsed="0" w:uiPriority="69" w:semiHidden="0" w:name="Medium Grid 3 Accent 1"/>
+    <w:lsdException w:unhideWhenUsed="0" w:uiPriority="70" w:semiHidden="0" w:name="Dark List Accent 1"/>
+    <w:lsdException w:unhideWhenUsed="0" w:uiPriority="71" w:semiHidden="0" w:name="Colorful Shading Accent 1"/>
+    <w:lsdException w:unhideWhenUsed="0" w:uiPriority="72" w:semiHidden="0" w:name="Colorful List Accent 1"/>
+    <w:lsdException w:unhideWhenUsed="0" w:uiPriority="73" w:semiHidden="0" w:name="Colorful Grid Accent 1"/>
+    <w:lsdException w:unhideWhenUsed="0" w:uiPriority="60" w:semiHidden="0" w:name="Light Shading Accent 2"/>
+    <w:lsdException w:unhideWhenUsed="0" w:uiPriority="61" w:semiHidden="0" w:name="Light List Accent 2"/>
+    <w:lsdException w:unhideWhenUsed="0" w:uiPriority="62" w:semiHidden="0" w:name="Light Grid Accent 2"/>
+    <w:lsdException w:unhideWhenUsed="0" w:uiPriority="63" w:semiHidden="0" w:name="Medium Shading 1 Accent 2"/>
+    <w:lsdException w:unhideWhenUsed="0" w:uiPriority="64" w:semiHidden="0" w:name="Medium Shading 2 Accent 2"/>
+    <w:lsdException w:unhideWhenUsed="0" w:uiPriority="65" w:semiHidden="0" w:name="Medium List 1 Accent 2"/>
+    <w:lsdException w:unhideWhenUsed="0" w:uiPriority="66" w:semiHidden="0" w:name="Medium List 2 Accent 2"/>
+    <w:lsdException w:unhideWhenUsed="0" w:uiPriority="67" w:semiHidden="0" w:name="Medium Grid 1 Accent 2"/>
+    <w:lsdException w:unhideWhenUsed="0" w:uiPriority="68" w:semiHidden="0" w:name="Medium Grid 2 Accent 2"/>
+    <w:lsdException w:unhideWhenUsed="0" w:uiPriority="69" w:semiHidden="0" w:name="Medium Grid 3 Accent 2"/>
+    <w:lsdException w:unhideWhenUsed="0" w:uiPriority="70" w:semiHidden="0" w:name="Dark List Accent 2"/>
+    <w:lsdException w:unhideWhenUsed="0" w:uiPriority="71" w:semiHidden="0" w:name="Colorful Shading Accent 2"/>
+    <w:lsdException w:unhideWhenUsed="0" w:uiPriority="72" w:semiHidden="0" w:name="Colorful List Accent 2"/>
+    <w:lsdException w:unhideWhenUsed="0" w:uiPriority="73" w:semiHidden="0" w:name="Colorful Grid Accent 2"/>
+    <w:lsdException w:unhideWhenUsed="0" w:uiPriority="60" w:semiHidden="0" w:name="Light Shading Accent 3"/>
+    <w:lsdException w:unhideWhenUsed="0" w:uiPriority="61" w:semiHidden="0" w:name="Light List Accent 3"/>
+    <w:lsdException w:unhideWhenUsed="0" w:uiPriority="62" w:semiHidden="0" w:name="Light Grid Accent 3"/>
+    <w:lsdException w:unhideWhenUsed="0" w:uiPriority="63" w:semiHidden="0" w:name="Medium Shading 1 Accent 3"/>
+    <w:lsdException w:unhideWhenUsed="0" w:uiPriority="64" w:semiHidden="0" w:name="Medium Shading 2 Accent 3"/>
+    <w:lsdException w:unhideWhenUsed="0" w:uiPriority="65" w:semiHidden="0" w:name="Medium List 1 Accent 3"/>
+    <w:lsdException w:unhideWhenUsed="0" w:uiPriority="66" w:semiHidden="0" w:name="Medium List 2 Accent 3"/>
+    <w:lsdException w:unhideWhenUsed="0" w:uiPriority="67" w:semiHidden="0" w:name="Medium Grid 1 Accent 3"/>
+    <w:lsdException w:unhideWhenUsed="0" w:uiPriority="68" w:semiHidden="0" w:name="Medium Grid 2 Accent 3"/>
+    <w:lsdException w:unhideWhenUsed="0" w:uiPriority="69" w:semiHidden="0" w:name="Medium Grid 3 Accent 3"/>
+    <w:lsdException w:unhideWhenUsed="0" w:uiPriority="70" w:semiHidden="0" w:name="Dark List Accent 3"/>
+    <w:lsdException w:unhideWhenUsed="0" w:uiPriority="71" w:semiHidden="0" w:name="Colorful Shading Accent 3"/>
+    <w:lsdException w:unhideWhenUsed="0" w:uiPriority="72" w:semiHidden="0" w:name="Colorful List Accent 3"/>
+    <w:lsdException w:unhideWhenUsed="0" w:uiPriority="73" w:semiHidden="0" w:name="Colorful Grid Accent 3"/>
+    <w:lsdException w:unhideWhenUsed="0" w:uiPriority="60" w:semiHidden="0" w:name="Light Shading Accent 4"/>
+    <w:lsdException w:unhideWhenUsed="0" w:uiPriority="61" w:semiHidden="0" w:name="Light List Accent 4"/>
+    <w:lsdException w:unhideWhenUsed="0" w:uiPriority="62" w:semiHidden="0" w:name="Light Grid Accent 4"/>
+    <w:lsdException w:unhideWhenUsed="0" w:uiPriority="63" w:semiHidden="0" w:name="Medium Shading 1 Accent 4"/>
+    <w:lsdException w:unhideWhenUsed="0" w:uiPriority="64" w:semiHidden="0" w:name="Medium Shading 2 Accent 4"/>
+    <w:lsdException w:unhideWhenUsed="0" w:uiPriority="65" w:semiHidden="0" w:name="Medium List 1 Accent 4"/>
+    <w:lsdException w:unhideWhenUsed="0" w:uiPriority="66" w:semiHidden="0" w:name="Medium List 2 Accent 4"/>
+    <w:lsdException w:unhideWhenUsed="0" w:uiPriority="67" w:semiHidden="0" w:name="Medium Grid 1 Accent 4"/>
+    <w:lsdException w:unhideWhenUsed="0" w:uiPriority="68" w:semiHidden="0" w:name="Medium Grid 2 Accent 4"/>
+    <w:lsdException w:unhideWhenUsed="0" w:uiPriority="69" w:semiHidden="0" w:name="Medium Grid 3 Accent 4"/>
+    <w:lsdException w:unhideWhenUsed="0" w:uiPriority="70" w:semiHidden="0" w:name="Dark List Accent 4"/>
+    <w:lsdException w:unhideWhenUsed="0" w:uiPriority="71" w:semiHidden="0" w:name="Colorful Shading Accent 4"/>
+    <w:lsdException w:unhideWhenUsed="0" w:uiPriority="72" w:semiHidden="0" w:name="Colorful List Accent 4"/>
+    <w:lsdException w:unhideWhenUsed="0" w:uiPriority="73" w:semiHidden="0" w:name="Colorful Grid Accent 4"/>
+    <w:lsdException w:unhideWhenUsed="0" w:uiPriority="60" w:semiHidden="0" w:name="Light Shading Accent 5"/>
+    <w:lsdException w:unhideWhenUsed="0" w:uiPriority="61" w:semiHidden="0" w:name="Light List Accent 5"/>
+    <w:lsdException w:unhideWhenUsed="0" w:uiPriority="62" w:semiHidden="0" w:name="Light Grid Accent 5"/>
+    <w:lsdException w:unhideWhenUsed="0" w:uiPriority="63" w:semiHidden="0" w:name="Medium Shading 1 Accent 5"/>
+    <w:lsdException w:unhideWhenUsed="0" w:uiPriority="64" w:semiHidden="0" w:name="Medium Shading 2 Accent 5"/>
+    <w:lsdException w:unhideWhenUsed="0" w:uiPriority="65" w:semiHidden="0" w:name="Medium List 1 Accent 5"/>
+    <w:lsdException w:unhideWhenUsed="0" w:uiPriority="66" w:semiHidden="0" w:name="Medium List 2 Accent 5"/>
+    <w:lsdException w:unhideWhenUsed="0" w:uiPriority="67" w:semiHidden="0" w:name="Medium Grid 1 Accent 5"/>
+    <w:lsdException w:unhideWhenUsed="0" w:uiPriority="68" w:semiHidden="0" w:name="Medium Grid 2 Accent 5"/>
+    <w:lsdException w:unhideWhenUsed="0" w:uiPriority="69" w:semiHidden="0" w:name="Medium Grid 3 Accent 5"/>
+    <w:lsdException w:unhideWhenUsed="0" w:uiPriority="70" w:semiHidden="0" w:name="Dark List Accent 5"/>
+    <w:lsdException w:unhideWhenUsed="0" w:uiPriority="71" w:semiHidden="0" w:name="Colorful Shading Accent 5"/>
+    <w:lsdException w:unhideWhenUsed="0" w:uiPriority="72" w:semiHidden="0" w:name="Colorful List Accent 5"/>
+    <w:lsdException w:unhideWhenUsed="0" w:uiPriority="73" w:semiHidden="0" w:name="Colorful Grid Accent 5"/>
+    <w:lsdException w:unhideWhenUsed="0" w:uiPriority="60" w:semiHidden="0" w:name="Light Shading Accent 6"/>
+    <w:lsdException w:unhideWhenUsed="0" w:uiPriority="61" w:semiHidden="0" w:name="Light List Accent 6"/>
+    <w:lsdException w:unhideWhenUsed="0" w:uiPriority="62" w:semiHidden="0" w:name="Light Grid Accent 6"/>
+    <w:lsdException w:unhideWhenUsed="0" w:uiPriority="63" w:semiHidden="0" w:name="Medium Shading 1 Accent 6"/>
+    <w:lsdException w:unhideWhenUsed="0" w:uiPriority="64" w:semiHidden="0" w:name="Medium Shading 2 Accent 6"/>
+    <w:lsdException w:unhideWhenUsed="0" w:uiPriority="65" w:semiHidden="0" w:name="Medium List 1 Accent 6"/>
+    <w:lsdException w:unhideWhenUsed="0" w:uiPriority="66" w:semiHidden="0" w:name="Medium List 2 Accent 6"/>
+    <w:lsdException w:unhideWhenUsed="0" w:uiPriority="67" w:semiHidden="0" w:name="Medium Grid 1 Accent 6"/>
+    <w:lsdException w:unhideWhenUsed="0" w:uiPriority="68" w:semiHidden="0" w:name="Medium Grid 2 Accent 6"/>
+    <w:lsdException w:unhideWhenUsed="0" w:uiPriority="69" w:semiHidden="0" w:name="Medium Grid 3 Accent 6"/>
+    <w:lsdException w:unhideWhenUsed="0" w:uiPriority="70" w:semiHidden="0" w:name="Dark List Accent 6"/>
+    <w:lsdException w:unhideWhenUsed="0" w:uiPriority="71" w:semiHidden="0" w:name="Colorful Shading Accent 6"/>
+    <w:lsdException w:unhideWhenUsed="0" w:uiPriority="72" w:semiHidden="0" w:name="Colorful List Accent 6"/>
+    <w:lsdException w:unhideWhenUsed="0" w:uiPriority="73" w:semiHidden="0" w:name="Colorful Grid Accent 6"/>
   </w:latentStyles>
-  <w:style w:type="paragraph" w:default="1" w:styleId="a">
+  <w:style w:type="paragraph" w:default="1" w:styleId="1">
     <w:name w:val="Normal"/>
     <w:qFormat/>
-    <w:rsid w:val="00394BC2"/>
+    <w:uiPriority w:val="0"/>
     <w:pPr>
       <w:widowControl w:val="0"/>
       <w:jc w:val="both"/>
     </w:pPr>
+    <w:rPr>
+      <w:rFonts w:asciiTheme="minorHAnsi" w:hAnsiTheme="minorHAnsi" w:eastAsiaTheme="minorEastAsia" w:cstheme="minorBidi"/>
+      <w:kern w:val="2"/>
+      <w:sz w:val="24"/>
+      <w:szCs w:val="24"/>
+      <w:lang w:val="en-US" w:eastAsia="zh-CN" w:bidi="ar-SA"/>
+    </w:rPr>
   </w:style>
-  <w:style w:type="character" w:default="1" w:styleId="a0">
+  <w:style w:type="character" w:default="1" w:styleId="4">
     <w:name w:val="Default Paragraph Font"/>
-    <w:uiPriority w:val="1"/>
     <w:semiHidden/>
     <w:unhideWhenUsed/>
+    <w:uiPriority w:val="1"/>
   </w:style>
-  <w:style w:type="table" w:default="1" w:styleId="a1">
+  <w:style w:type="table" w:default="1" w:styleId="2">
     <w:name w:val="Normal Table"/>
-    <w:uiPriority w:val="99"/>
     <w:semiHidden/>
     <w:unhideWhenUsed/>
+    <w:qFormat/>
+    <w:uiPriority w:val="99"/>
     <w:tblPr>
-      <w:tblInd w:w="0" w:type="dxa"/>
       <w:tblCellMar>
         <w:top w:w="0" w:type="dxa"/>
         <w:left w:w="108" w:type="dxa"/>
@@ -2150,26 +2162,18 @@
       </w:tblCellMar>
     </w:tblPr>
   </w:style>
-  <w:style w:type="numbering" w:default="1" w:styleId="a2">
-    <w:name w:val="No List"/>
-    <w:uiPriority w:val="99"/>
-    <w:semiHidden/>
-    <w:unhideWhenUsed/>
-  </w:style>
-  <w:style w:type="table" w:styleId="a3">
+  <w:style w:type="table" w:styleId="3">
     <w:name w:val="Table Grid"/>
-    <w:basedOn w:val="a1"/>
+    <w:basedOn w:val="2"/>
     <w:uiPriority w:val="59"/>
-    <w:rsid w:val="00394BC2"/>
     <w:tblPr>
-      <w:tblInd w:w="0" w:type="dxa"/>
       <w:tblBorders>
-        <w:top w:val="single" w:sz="4" w:space="0" w:color="auto"/>
-        <w:left w:val="single" w:sz="4" w:space="0" w:color="auto"/>
-        <w:bottom w:val="single" w:sz="4" w:space="0" w:color="auto"/>
-        <w:right w:val="single" w:sz="4" w:space="0" w:color="auto"/>
-        <w:insideH w:val="single" w:sz="4" w:space="0" w:color="auto"/>
-        <w:insideV w:val="single" w:sz="4" w:space="0" w:color="auto"/>
+        <w:top w:val="single" w:color="auto" w:sz="4" w:space="0"/>
+        <w:left w:val="single" w:color="auto" w:sz="4" w:space="0"/>
+        <w:bottom w:val="single" w:color="auto" w:sz="4" w:space="0"/>
+        <w:right w:val="single" w:color="auto" w:sz="4" w:space="0"/>
+        <w:insideH w:val="single" w:color="auto" w:sz="4" w:space="0"/>
+        <w:insideV w:val="single" w:color="auto" w:sz="4" w:space="0"/>
       </w:tblBorders>
       <w:tblCellMar>
         <w:top w:w="0" w:type="dxa"/>
@@ -2179,239 +2183,13 @@
       </w:tblCellMar>
     </w:tblPr>
   </w:style>
-  <w:style w:type="paragraph" w:styleId="a4">
+  <w:style w:type="paragraph" w:styleId="5">
     <w:name w:val="List Paragraph"/>
-    <w:basedOn w:val="a"/>
+    <w:basedOn w:val="1"/>
+    <w:qFormat/>
     <w:uiPriority w:val="34"/>
-    <w:qFormat/>
-    <w:rsid w:val="00E20DCA"/>
     <w:pPr>
-      <w:ind w:firstLineChars="200" w:firstLine="420"/>
-    </w:pPr>
-  </w:style>
-</w:styles>
-</file>
-
-<file path=word/stylesWithEffects.xml><?xml version="1.0" encoding="utf-8"?>
-<w:styles xmlns:wpc="http://schemas.microsoft.com/office/word/2010/wordprocessingCanvas" xmlns:mo="http://schemas.microsoft.com/office/mac/office/2008/main" xmlns:mc="http://schemas.openxmlformats.org/markup-compatibility/2006" xmlns:mv="urn:schemas-microsoft-com:mac:vml" xmlns:o="urn:schemas-microsoft-com:office:office" xmlns:r="http://schemas.openxmlformats.org/officeDocument/2006/relationships" xmlns:m="http://schemas.openxmlformats.org/officeDocument/2006/math" xmlns:v="urn:schemas-microsoft-com:vml" xmlns:wp14="http://schemas.microsoft.com/office/word/2010/wordprocessingDrawing" xmlns:wp="http://schemas.openxmlformats.org/drawingml/2006/wordprocessingDrawing" xmlns:w10="urn:schemas-microsoft-com:office:word" xmlns:w="http://schemas.openxmlformats.org/wordprocessingml/2006/main" xmlns:w14="http://schemas.microsoft.com/office/word/2010/wordml" xmlns:wpg="http://schemas.microsoft.com/office/word/2010/wordprocessingGroup" xmlns:wpi="http://schemas.microsoft.com/office/word/2010/wordprocessingInk" xmlns:wne="http://schemas.microsoft.com/office/word/2006/wordml" xmlns:wps="http://schemas.microsoft.com/office/word/2010/wordprocessingShape" mc:Ignorable="w14 wp14">
-  <w:docDefaults>
-    <w:rPrDefault>
-      <w:rPr>
-        <w:rFonts w:asciiTheme="minorHAnsi" w:eastAsiaTheme="minorEastAsia" w:hAnsiTheme="minorHAnsi" w:cstheme="minorBidi"/>
-        <w:kern w:val="2"/>
-        <w:sz w:val="24"/>
-        <w:szCs w:val="24"/>
-        <w:lang w:val="en-US" w:eastAsia="zh-CN" w:bidi="ar-SA"/>
-      </w:rPr>
-    </w:rPrDefault>
-    <w:pPrDefault/>
-  </w:docDefaults>
-  <w:latentStyles w:defLockedState="0" w:defUIPriority="99" w:defSemiHidden="1" w:defUnhideWhenUsed="1" w:defQFormat="0" w:count="276">
-    <w:lsdException w:name="Normal" w:semiHidden="0" w:uiPriority="0" w:unhideWhenUsed="0" w:qFormat="1"/>
-    <w:lsdException w:name="heading 1" w:semiHidden="0" w:uiPriority="9" w:unhideWhenUsed="0" w:qFormat="1"/>
-    <w:lsdException w:name="heading 2" w:uiPriority="9" w:qFormat="1"/>
-    <w:lsdException w:name="heading 3" w:uiPriority="9" w:qFormat="1"/>
-    <w:lsdException w:name="heading 4" w:uiPriority="9" w:qFormat="1"/>
-    <w:lsdException w:name="heading 5" w:uiPriority="9" w:qFormat="1"/>
-    <w:lsdException w:name="heading 6" w:uiPriority="9" w:qFormat="1"/>
-    <w:lsdException w:name="heading 7" w:uiPriority="9" w:qFormat="1"/>
-    <w:lsdException w:name="heading 8" w:uiPriority="9" w:qFormat="1"/>
-    <w:lsdException w:name="heading 9" w:uiPriority="9" w:qFormat="1"/>
-    <w:lsdException w:name="toc 1" w:uiPriority="39"/>
-    <w:lsdException w:name="toc 2" w:uiPriority="39"/>
-    <w:lsdException w:name="toc 3" w:uiPriority="39"/>
-    <w:lsdException w:name="toc 4" w:uiPriority="39"/>
-    <w:lsdException w:name="toc 5" w:uiPriority="39"/>
-    <w:lsdException w:name="toc 6" w:uiPriority="39"/>
-    <w:lsdException w:name="toc 7" w:uiPriority="39"/>
-    <w:lsdException w:name="toc 8" w:uiPriority="39"/>
-    <w:lsdException w:name="toc 9" w:uiPriority="39"/>
-    <w:lsdException w:name="caption" w:uiPriority="35" w:qFormat="1"/>
-    <w:lsdException w:name="Title" w:semiHidden="0" w:uiPriority="10" w:unhideWhenUsed="0" w:qFormat="1"/>
-    <w:lsdException w:name="Default Paragraph Font" w:uiPriority="1"/>
-    <w:lsdException w:name="Subtitle" w:semiHidden="0" w:uiPriority="11" w:unhideWhenUsed="0" w:qFormat="1"/>
-    <w:lsdException w:name="Strong" w:semiHidden="0" w:uiPriority="22" w:unhideWhenUsed="0" w:qFormat="1"/>
-    <w:lsdException w:name="Emphasis" w:semiHidden="0" w:uiPriority="20" w:unhideWhenUsed="0" w:qFormat="1"/>
-    <w:lsdException w:name="Table Grid" w:semiHidden="0" w:uiPriority="59" w:unhideWhenUsed="0"/>
-    <w:lsdException w:name="Placeholder Text" w:unhideWhenUsed="0"/>
-    <w:lsdException w:name="No Spacing" w:semiHidden="0" w:uiPriority="1" w:unhideWhenUsed="0" w:qFormat="1"/>
-    <w:lsdException w:name="Light Shading" w:semiHidden="0" w:uiPriority="60" w:unhideWhenUsed="0"/>
-    <w:lsdException w:name="Light List" w:semiHidden="0" w:uiPriority="61" w:unhideWhenUsed="0"/>
-    <w:lsdException w:name="Light Grid" w:semiHidden="0" w:uiPriority="62" w:unhideWhenUsed="0"/>
-    <w:lsdException w:name="Medium Shading 1" w:semiHidden="0" w:uiPriority="63" w:unhideWhenUsed="0"/>
-    <w:lsdException w:name="Medium Shading 2" w:semiHidden="0" w:uiPriority="64" w:unhideWhenUsed="0"/>
-    <w:lsdException w:name="Medium List 1" w:semiHidden="0" w:uiPriority="65" w:unhideWhenUsed="0"/>
-    <w:lsdException w:name="Medium List 2" w:semiHidden="0" w:uiPriority="66" w:unhideWhenUsed="0"/>
-    <w:lsdException w:name="Medium Grid 1" w:semiHidden="0" w:uiPriority="67" w:unhideWhenUsed="0"/>
-    <w:lsdException w:name="Medium Grid 2" w:semiHidden="0" w:uiPriority="68" w:unhideWhenUsed="0"/>
-    <w:lsdException w:name="Medium Grid 3" w:semiHidden="0" w:uiPriority="69" w:unhideWhenUsed="0"/>
-    <w:lsdException w:name="Dark List" w:semiHidden="0" w:uiPriority="70" w:unhideWhenUsed="0"/>
-    <w:lsdException w:name="Colorful Shading" w:semiHidden="0" w:uiPriority="71" w:unhideWhenUsed="0"/>
-    <w:lsdException w:name="Colorful List" w:semiHidden="0" w:uiPriority="72" w:unhideWhenUsed="0"/>
-    <w:lsdException w:name="Colorful Grid" w:semiHidden="0" w:uiPriority="73" w:unhideWhenUsed="0"/>
-    <w:lsdException w:name="Light Shading Accent 1" w:semiHidden="0" w:uiPriority="60" w:unhideWhenUsed="0"/>
-    <w:lsdException w:name="Light List Accent 1" w:semiHidden="0" w:uiPriority="61" w:unhideWhenUsed="0"/>
-    <w:lsdException w:name="Light Grid Accent 1" w:semiHidden="0" w:uiPriority="62" w:unhideWhenUsed="0"/>
-    <w:lsdException w:name="Medium Shading 1 Accent 1" w:semiHidden="0" w:uiPriority="63" w:unhideWhenUsed="0"/>
-    <w:lsdException w:name="Medium Shading 2 Accent 1" w:semiHidden="0" w:uiPriority="64" w:unhideWhenUsed="0"/>
-    <w:lsdException w:name="Medium List 1 Accent 1" w:semiHidden="0" w:uiPriority="65" w:unhideWhenUsed="0"/>
-    <w:lsdException w:name="Revision" w:unhideWhenUsed="0"/>
-    <w:lsdException w:name="List Paragraph" w:semiHidden="0" w:uiPriority="34" w:unhideWhenUsed="0" w:qFormat="1"/>
-    <w:lsdException w:name="Quote" w:semiHidden="0" w:uiPriority="29" w:unhideWhenUsed="0" w:qFormat="1"/>
-    <w:lsdException w:name="Intense Quote" w:semiHidden="0" w:uiPriority="30" w:unhideWhenUsed="0" w:qFormat="1"/>
-    <w:lsdException w:name="Medium List 2 Accent 1" w:semiHidden="0" w:uiPriority="66" w:unhideWhenUsed="0"/>
-    <w:lsdException w:name="Medium Grid 1 Accent 1" w:semiHidden="0" w:uiPriority="67" w:unhideWhenUsed="0"/>
-    <w:lsdException w:name="Medium Grid 2 Accent 1" w:semiHidden="0" w:uiPriority="68" w:unhideWhenUsed="0"/>
-    <w:lsdException w:name="Medium Grid 3 Accent 1" w:semiHidden="0" w:uiPriority="69" w:unhideWhenUsed="0"/>
-    <w:lsdException w:name="Dark List Accent 1" w:semiHidden="0" w:uiPriority="70" w:unhideWhenUsed="0"/>
-    <w:lsdException w:name="Colorful Shading Accent 1" w:semiHidden="0" w:uiPriority="71" w:unhideWhenUsed="0"/>
-    <w:lsdException w:name="Colorful List Accent 1" w:semiHidden="0" w:uiPriority="72" w:unhideWhenUsed="0"/>
-    <w:lsdException w:name="Colorful Grid Accent 1" w:semiHidden="0" w:uiPriority="73" w:unhideWhenUsed="0"/>
-    <w:lsdException w:name="Light Shading Accent 2" w:semiHidden="0" w:uiPriority="60" w:unhideWhenUsed="0"/>
-    <w:lsdException w:name="Light List Accent 2" w:semiHidden="0" w:uiPriority="61" w:unhideWhenUsed="0"/>
-    <w:lsdException w:name="Light Grid Accent 2" w:semiHidden="0" w:uiPriority="62" w:unhideWhenUsed="0"/>
-    <w:lsdException w:name="Medium Shading 1 Accent 2" w:semiHidden="0" w:uiPriority="63" w:unhideWhenUsed="0"/>
-    <w:lsdException w:name="Medium Shading 2 Accent 2" w:semiHidden="0" w:uiPriority="64" w:unhideWhenUsed="0"/>
-    <w:lsdException w:name="Medium List 1 Accent 2" w:semiHidden="0" w:uiPriority="65" w:unhideWhenUsed="0"/>
-    <w:lsdException w:name="Medium List 2 Accent 2" w:semiHidden="0" w:uiPriority="66" w:unhideWhenUsed="0"/>
-    <w:lsdException w:name="Medium Grid 1 Accent 2" w:semiHidden="0" w:uiPriority="67" w:unhideWhenUsed="0"/>
-    <w:lsdException w:name="Medium Grid 2 Accent 2" w:semiHidden="0" w:uiPriority="68" w:unhideWhenUsed="0"/>
-    <w:lsdException w:name="Medium Grid 3 Accent 2" w:semiHidden="0" w:uiPriority="69" w:unhideWhenUsed="0"/>
-    <w:lsdException w:name="Dark List Accent 2" w:semiHidden="0" w:uiPriority="70" w:unhideWhenUsed="0"/>
-    <w:lsdException w:name="Colorful Shading Accent 2" w:semiHidden="0" w:uiPriority="71" w:unhideWhenUsed="0"/>
-    <w:lsdException w:name="Colorful List Accent 2" w:semiHidden="0" w:uiPriority="72" w:unhideWhenUsed="0"/>
-    <w:lsdException w:name="Colorful Grid Accent 2" w:semiHidden="0" w:uiPriority="73" w:unhideWhenUsed="0"/>
-    <w:lsdException w:name="Light Shading Accent 3" w:semiHidden="0" w:uiPriority="60" w:unhideWhenUsed="0"/>
-    <w:lsdException w:name="Light List Accent 3" w:semiHidden="0" w:uiPriority="61" w:unhideWhenUsed="0"/>
-    <w:lsdException w:name="Light Grid Accent 3" w:semiHidden="0" w:uiPriority="62" w:unhideWhenUsed="0"/>
-    <w:lsdException w:name="Medium Shading 1 Accent 3" w:semiHidden="0" w:uiPriority="63" w:unhideWhenUsed="0"/>
-    <w:lsdException w:name="Medium Shading 2 Accent 3" w:semiHidden="0" w:uiPriority="64" w:unhideWhenUsed="0"/>
-    <w:lsdException w:name="Medium List 1 Accent 3" w:semiHidden="0" w:uiPriority="65" w:unhideWhenUsed="0"/>
-    <w:lsdException w:name="Medium List 2 Accent 3" w:semiHidden="0" w:uiPriority="66" w:unhideWhenUsed="0"/>
-    <w:lsdException w:name="Medium Grid 1 Accent 3" w:semiHidden="0" w:uiPriority="67" w:unhideWhenUsed="0"/>
-    <w:lsdException w:name="Medium Grid 2 Accent 3" w:semiHidden="0" w:uiPriority="68" w:unhideWhenUsed="0"/>
-    <w:lsdException w:name="Medium Grid 3 Accent 3" w:semiHidden="0" w:uiPriority="69" w:unhideWhenUsed="0"/>
-    <w:lsdException w:name="Dark List Accent 3" w:semiHidden="0" w:uiPriority="70" w:unhideWhenUsed="0"/>
-    <w:lsdException w:name="Colorful Shading Accent 3" w:semiHidden="0" w:uiPriority="71" w:unhideWhenUsed="0"/>
-    <w:lsdException w:name="Colorful List Accent 3" w:semiHidden="0" w:uiPriority="72" w:unhideWhenUsed="0"/>
-    <w:lsdException w:name="Colorful Grid Accent 3" w:semiHidden="0" w:uiPriority="73" w:unhideWhenUsed="0"/>
-    <w:lsdException w:name="Light Shading Accent 4" w:semiHidden="0" w:uiPriority="60" w:unhideWhenUsed="0"/>
-    <w:lsdException w:name="Light List Accent 4" w:semiHidden="0" w:uiPriority="61" w:unhideWhenUsed="0"/>
-    <w:lsdException w:name="Light Grid Accent 4" w:semiHidden="0" w:uiPriority="62" w:unhideWhenUsed="0"/>
-    <w:lsdException w:name="Medium Shading 1 Accent 4" w:semiHidden="0" w:uiPriority="63" w:unhideWhenUsed="0"/>
-    <w:lsdException w:name="Medium Shading 2 Accent 4" w:semiHidden="0" w:uiPriority="64" w:unhideWhenUsed="0"/>
-    <w:lsdException w:name="Medium List 1 Accent 4" w:semiHidden="0" w:uiPriority="65" w:unhideWhenUsed="0"/>
-    <w:lsdException w:name="Medium List 2 Accent 4" w:semiHidden="0" w:uiPriority="66" w:unhideWhenUsed="0"/>
-    <w:lsdException w:name="Medium Grid 1 Accent 4" w:semiHidden="0" w:uiPriority="67" w:unhideWhenUsed="0"/>
-    <w:lsdException w:name="Medium Grid 2 Accent 4" w:semiHidden="0" w:uiPriority="68" w:unhideWhenUsed="0"/>
-    <w:lsdException w:name="Medium Grid 3 Accent 4" w:semiHidden="0" w:uiPriority="69" w:unhideWhenUsed="0"/>
-    <w:lsdException w:name="Dark List Accent 4" w:semiHidden="0" w:uiPriority="70" w:unhideWhenUsed="0"/>
-    <w:lsdException w:name="Colorful Shading Accent 4" w:semiHidden="0" w:uiPriority="71" w:unhideWhenUsed="0"/>
-    <w:lsdException w:name="Colorful List Accent 4" w:semiHidden="0" w:uiPriority="72" w:unhideWhenUsed="0"/>
-    <w:lsdException w:name="Colorful Grid Accent 4" w:semiHidden="0" w:uiPriority="73" w:unhideWhenUsed="0"/>
-    <w:lsdException w:name="Light Shading Accent 5" w:semiHidden="0" w:uiPriority="60" w:unhideWhenUsed="0"/>
-    <w:lsdException w:name="Light List Accent 5" w:semiHidden="0" w:uiPriority="61" w:unhideWhenUsed="0"/>
-    <w:lsdException w:name="Light Grid Accent 5" w:semiHidden="0" w:uiPriority="62" w:unhideWhenUsed="0"/>
-    <w:lsdException w:name="Medium Shading 1 Accent 5" w:semiHidden="0" w:uiPriority="63" w:unhideWhenUsed="0"/>
-    <w:lsdException w:name="Medium Shading 2 Accent 5" w:semiHidden="0" w:uiPriority="64" w:unhideWhenUsed="0"/>
-    <w:lsdException w:name="Medium List 1 Accent 5" w:semiHidden="0" w:uiPriority="65" w:unhideWhenUsed="0"/>
-    <w:lsdException w:name="Medium List 2 Accent 5" w:semiHidden="0" w:uiPriority="66" w:unhideWhenUsed="0"/>
-    <w:lsdException w:name="Medium Grid 1 Accent 5" w:semiHidden="0" w:uiPriority="67" w:unhideWhenUsed="0"/>
-    <w:lsdException w:name="Medium Grid 2 Accent 5" w:semiHidden="0" w:uiPriority="68" w:unhideWhenUsed="0"/>
-    <w:lsdException w:name="Medium Grid 3 Accent 5" w:semiHidden="0" w:uiPriority="69" w:unhideWhenUsed="0"/>
-    <w:lsdException w:name="Dark List Accent 5" w:semiHidden="0" w:uiPriority="70" w:unhideWhenUsed="0"/>
-    <w:lsdException w:name="Colorful Shading Accent 5" w:semiHidden="0" w:uiPriority="71" w:unhideWhenUsed="0"/>
-    <w:lsdException w:name="Colorful List Accent 5" w:semiHidden="0" w:uiPriority="72" w:unhideWhenUsed="0"/>
-    <w:lsdException w:name="Colorful Grid Accent 5" w:semiHidden="0" w:uiPriority="73" w:unhideWhenUsed="0"/>
-    <w:lsdException w:name="Light Shading Accent 6" w:semiHidden="0" w:uiPriority="60" w:unhideWhenUsed="0"/>
-    <w:lsdException w:name="Light List Accent 6" w:semiHidden="0" w:uiPriority="61" w:unhideWhenUsed="0"/>
-    <w:lsdException w:name="Light Grid Accent 6" w:semiHidden="0" w:uiPriority="62" w:unhideWhenUsed="0"/>
-    <w:lsdException w:name="Medium Shading 1 Accent 6" w:semiHidden="0" w:uiPriority="63" w:unhideWhenUsed="0"/>
-    <w:lsdException w:name="Medium Shading 2 Accent 6" w:semiHidden="0" w:uiPriority="64" w:unhideWhenUsed="0"/>
-    <w:lsdException w:name="Medium List 1 Accent 6" w:semiHidden="0" w:uiPriority="65" w:unhideWhenUsed="0"/>
-    <w:lsdException w:name="Medium List 2 Accent 6" w:semiHidden="0" w:uiPriority="66" w:unhideWhenUsed="0"/>
-    <w:lsdException w:name="Medium Grid 1 Accent 6" w:semiHidden="0" w:uiPriority="67" w:unhideWhenUsed="0"/>
-    <w:lsdException w:name="Medium Grid 2 Accent 6" w:semiHidden="0" w:uiPriority="68" w:unhideWhenUsed="0"/>
-    <w:lsdException w:name="Medium Grid 3 Accent 6" w:semiHidden="0" w:uiPriority="69" w:unhideWhenUsed="0"/>
-    <w:lsdException w:name="Dark List Accent 6" w:semiHidden="0" w:uiPriority="70" w:unhideWhenUsed="0"/>
-    <w:lsdException w:name="Colorful Shading Accent 6" w:semiHidden="0" w:uiPriority="71" w:unhideWhenUsed="0"/>
-    <w:lsdException w:name="Colorful List Accent 6" w:semiHidden="0" w:uiPriority="72" w:unhideWhenUsed="0"/>
-    <w:lsdException w:name="Colorful Grid Accent 6" w:semiHidden="0" w:uiPriority="73" w:unhideWhenUsed="0"/>
-    <w:lsdException w:name="Subtle Emphasis" w:semiHidden="0" w:uiPriority="19" w:unhideWhenUsed="0" w:qFormat="1"/>
-    <w:lsdException w:name="Intense Emphasis" w:semiHidden="0" w:uiPriority="21" w:unhideWhenUsed="0" w:qFormat="1"/>
-    <w:lsdException w:name="Subtle Reference" w:semiHidden="0" w:uiPriority="31" w:unhideWhenUsed="0" w:qFormat="1"/>
-    <w:lsdException w:name="Intense Reference" w:semiHidden="0" w:uiPriority="32" w:unhideWhenUsed="0" w:qFormat="1"/>
-    <w:lsdException w:name="Book Title" w:semiHidden="0" w:uiPriority="33" w:unhideWhenUsed="0" w:qFormat="1"/>
-    <w:lsdException w:name="Bibliography" w:uiPriority="37"/>
-    <w:lsdException w:name="TOC Heading" w:uiPriority="39" w:qFormat="1"/>
-  </w:latentStyles>
-  <w:style w:type="paragraph" w:default="1" w:styleId="a">
-    <w:name w:val="Normal"/>
-    <w:qFormat/>
-    <w:rsid w:val="00394BC2"/>
-    <w:pPr>
-      <w:widowControl w:val="0"/>
-      <w:jc w:val="both"/>
-    </w:pPr>
-  </w:style>
-  <w:style w:type="character" w:default="1" w:styleId="a0">
-    <w:name w:val="Default Paragraph Font"/>
-    <w:uiPriority w:val="1"/>
-    <w:semiHidden/>
-    <w:unhideWhenUsed/>
-  </w:style>
-  <w:style w:type="table" w:default="1" w:styleId="a1">
-    <w:name w:val="Normal Table"/>
-    <w:uiPriority w:val="99"/>
-    <w:semiHidden/>
-    <w:unhideWhenUsed/>
-    <w:tblPr>
-      <w:tblInd w:w="0" w:type="dxa"/>
-      <w:tblCellMar>
-        <w:top w:w="0" w:type="dxa"/>
-        <w:left w:w="108" w:type="dxa"/>
-        <w:bottom w:w="0" w:type="dxa"/>
-        <w:right w:w="108" w:type="dxa"/>
-      </w:tblCellMar>
-    </w:tblPr>
-  </w:style>
-  <w:style w:type="numbering" w:default="1" w:styleId="a2">
-    <w:name w:val="No List"/>
-    <w:uiPriority w:val="99"/>
-    <w:semiHidden/>
-    <w:unhideWhenUsed/>
-  </w:style>
-  <w:style w:type="table" w:styleId="a3">
-    <w:name w:val="Table Grid"/>
-    <w:basedOn w:val="a1"/>
-    <w:uiPriority w:val="59"/>
-    <w:rsid w:val="00394BC2"/>
-    <w:tblPr>
-      <w:tblInd w:w="0" w:type="dxa"/>
-      <w:tblBorders>
-        <w:top w:val="single" w:sz="4" w:space="0" w:color="auto"/>
-        <w:left w:val="single" w:sz="4" w:space="0" w:color="auto"/>
-        <w:bottom w:val="single" w:sz="4" w:space="0" w:color="auto"/>
-        <w:right w:val="single" w:sz="4" w:space="0" w:color="auto"/>
-        <w:insideH w:val="single" w:sz="4" w:space="0" w:color="auto"/>
-        <w:insideV w:val="single" w:sz="4" w:space="0" w:color="auto"/>
-      </w:tblBorders>
-      <w:tblCellMar>
-        <w:top w:w="0" w:type="dxa"/>
-        <w:left w:w="108" w:type="dxa"/>
-        <w:bottom w:w="0" w:type="dxa"/>
-        <w:right w:w="108" w:type="dxa"/>
-      </w:tblCellMar>
-    </w:tblPr>
-  </w:style>
-  <w:style w:type="paragraph" w:styleId="a4">
-    <w:name w:val="List Paragraph"/>
-    <w:basedOn w:val="a"/>
-    <w:uiPriority w:val="34"/>
-    <w:qFormat/>
-    <w:rsid w:val="00E20DCA"/>
-    <w:pPr>
-      <w:ind w:firstLineChars="200" w:firstLine="420"/>
+      <w:ind w:firstLine="420" w:firstLineChars="200"/>
     </w:pPr>
   </w:style>
 </w:styles>
@@ -2733,6 +2511,21 @@
       </a:style>
     </a:lnDef>
   </a:objectDefaults>
-  <a:extraClrSchemeLst/>
 </a:theme>
+</file>
+
+<file path=customXml/item1.xml><?xml version="1.0" encoding="utf-8"?>
+<s:customData xmlns="http://www.wps.cn/officeDocument/2013/wpsCustomData" xmlns:s="http://www.wps.cn/officeDocument/2013/wpsCustomData">
+  <customSectProps>
+    <customSectPr/>
+  </customSectProps>
+</s:customData>
+</file>
+
+<file path=customXml/itemProps1.xml><?xml version="1.0" encoding="utf-8"?>
+<ds:datastoreItem xmlns:ds="http://schemas.openxmlformats.org/officeDocument/2006/customXml" ds:itemID="{B1977F7D-205B-4081-913C-38D41E755F92}">
+  <ds:schemaRefs>
+    <ds:schemaRef ds:uri="http://www.wps.cn/officeDocument/2013/wpsCustomData"/>
+  </ds:schemaRefs>
+</ds:datastoreItem>
 </file>
--- a/Document/信用重建平台APP伙伴分润机制2020（内部）.docx
+++ b/Document/信用重建平台APP伙伴分润机制2020（内部）.docx
@@ -367,6 +367,7 @@
             <w:tcW w:w="958" w:type="dxa"/>
           </w:tcPr>
           <w:p>
+            <w:bookmarkStart w:id="0" w:name="_GoBack" w:colFirst="0" w:colLast="0"/>
             <w:r>
               <w:rPr>
                 <w:rFonts w:hint="eastAsia"/>
@@ -843,6 +844,7 @@
           <w:p/>
         </w:tc>
       </w:tr>
+      <w:bookmarkEnd w:id="0"/>
     </w:tbl>
     <w:p/>
     <w:p>
@@ -903,8 +905,6 @@
         </w:rPr>
         <w:t>如果升级创客</w:t>
       </w:r>
-      <w:bookmarkStart w:id="0" w:name="_GoBack"/>
-      <w:bookmarkEnd w:id="0"/>
     </w:p>
     <w:p>
       <w:pPr>
@@ -1005,7 +1005,7 @@
           <w:color w:val="FF0000"/>
           <w:lang w:val="en-US" w:eastAsia="zh-CN"/>
         </w:rPr>
-        <w:t xml:space="preserve">如果有升级创客, 巧好一代是服务站则30% +400 </w:t>
+        <w:t xml:space="preserve">如果有升级创客, 巧好一代是服务站 则30% +400 </w:t>
       </w:r>
     </w:p>
     <w:p>
